--- a/Unit 2 - 3D Roll A Ball/7-Displaying Score and Text.docx
+++ b/Unit 2 - 3D Roll A Ball/7-Displaying Score and Text.docx
@@ -1,152 +1,8 @@
 
 <file path=word/document.xml><?xml version="1.0" encoding="utf-8"?>
-<w:document xmlns:wpc="http://schemas.microsoft.com/office/word/2010/wordprocessingCanvas" xmlns:cx="http://schemas.microsoft.com/office/drawing/2014/chartex" xmlns:cx1="http://schemas.microsoft.com/office/drawing/2015/9/8/chartex" xmlns:cx2="http://schemas.microsoft.com/office/drawing/2015/10/21/chartex" xmlns:cx3="http://schemas.microsoft.com/office/drawing/2016/5/9/chartex" xmlns:cx4="http://schemas.microsoft.com/office/drawing/2016/5/10/chartex" xmlns:cx5="http://schemas.microsoft.com/office/drawing/2016/5/11/chartex" xmlns:cx6="http://schemas.microsoft.com/office/drawing/2016/5/12/chartex" xmlns:cx7="http://schemas.microsoft.com/office/drawing/2016/5/13/chartex" xmlns:cx8="http://schemas.microsoft.com/office/drawing/2016/5/14/chartex" xmlns:mc="http://schemas.openxmlformats.org/markup-compatibility/2006" xmlns:aink="http://schemas.microsoft.com/office/drawing/2016/ink" xmlns:am3d="http://schemas.microsoft.com/office/drawing/2017/model3d" xmlns:o="urn:schemas-microsoft-com:office:office" xmlns:oel="http://schemas.microsoft.com/office/2019/extlst" xmlns:r="http://schemas.openxmlformats.org/officeDocument/2006/relationships" xmlns:m="http://schemas.openxmlformats.org/officeDocument/2006/math" xmlns:v="urn:schemas-microsoft-com:vml" xmlns:wp14="http://schemas.microsoft.com/office/word/2010/wordprocessingDrawing" xmlns:wp="http://schemas.openxmlformats.org/drawingml/2006/wordprocessingDrawing" xmlns:w10="urn:schemas-microsoft-com:office:word" xmlns:w="http://schemas.openxmlformats.org/wordprocessingml/2006/main" xmlns:w14="http://schemas.microsoft.com/office/word/2010/wordml" xmlns:w15="http://schemas.microsoft.com/office/word/2012/wordml" xmlns:w16cei="http://schemas.microsoft.com/office/word/2026/wordml/cei" xmlns:w16cex="http://schemas.microsoft.com/office/word/2018/wordml/cex" xmlns:w16cid="http://schemas.microsoft.com/office/word/2016/wordml/cid" xmlns:w16="http://schemas.microsoft.com/office/word/2018/wordml" xmlns:w16du="http://schemas.microsoft.com/office/word/2023/wordml/word16du" xmlns:w16sdtdh="http://schemas.microsoft.com/office/word/2020/wordml/sdtdatahash" xmlns:w16sdtfl="http://schemas.microsoft.com/office/word/2024/wordml/sdtformatlock" xmlns:w16se="http://schemas.microsoft.com/office/word/2015/wordml/symex" xmlns:wpg="http://schemas.microsoft.com/office/word/2010/wordprocessingGroup" xmlns:wpi="http://schemas.microsoft.com/office/word/2010/wordprocessingInk" xmlns:wne="http://schemas.microsoft.com/office/word/2006/wordml" xmlns:wps="http://schemas.microsoft.com/office/word/2010/wordprocessingShape" mc:Ignorable="w14 w15 w16se w16cid w16 w16cex w16sdtdh w16sdtfl w16du wp14">
+<w:document xmlns:wpc="http://schemas.microsoft.com/office/word/2010/wordprocessingCanvas" xmlns:cx="http://schemas.microsoft.com/office/drawing/2014/chartex" xmlns:cx1="http://schemas.microsoft.com/office/drawing/2015/9/8/chartex" xmlns:cx2="http://schemas.microsoft.com/office/drawing/2015/10/21/chartex" xmlns:cx3="http://schemas.microsoft.com/office/drawing/2016/5/9/chartex" xmlns:cx4="http://schemas.microsoft.com/office/drawing/2016/5/10/chartex" xmlns:cx5="http://schemas.microsoft.com/office/drawing/2016/5/11/chartex" xmlns:cx6="http://schemas.microsoft.com/office/drawing/2016/5/12/chartex" xmlns:cx7="http://schemas.microsoft.com/office/drawing/2016/5/13/chartex" xmlns:cx8="http://schemas.microsoft.com/office/drawing/2016/5/14/chartex" xmlns:mc="http://schemas.openxmlformats.org/markup-compatibility/2006" xmlns:aink="http://schemas.microsoft.com/office/drawing/2016/ink" xmlns:am3d="http://schemas.microsoft.com/office/drawing/2017/model3d" xmlns:o="urn:schemas-microsoft-com:office:office" xmlns:oel="http://schemas.microsoft.com/office/2019/extlst" xmlns:r="http://schemas.openxmlformats.org/officeDocument/2006/relationships" xmlns:m="http://schemas.openxmlformats.org/officeDocument/2006/math" xmlns:v="urn:schemas-microsoft-com:vml" xmlns:wp14="http://schemas.microsoft.com/office/word/2010/wordprocessingDrawing" xmlns:wp="http://schemas.openxmlformats.org/drawingml/2006/wordprocessingDrawing" xmlns:w10="urn:schemas-microsoft-com:office:word" xmlns:w="http://schemas.openxmlformats.org/wordprocessingml/2006/main" xmlns:w14="http://schemas.microsoft.com/office/word/2010/wordml" xmlns:w15="http://schemas.microsoft.com/office/word/2012/wordml" xmlns:w16cex="http://schemas.microsoft.com/office/word/2018/wordml/cex" xmlns:w16cid="http://schemas.microsoft.com/office/word/2016/wordml/cid" xmlns:w16="http://schemas.microsoft.com/office/word/2018/wordml" xmlns:w16du="http://schemas.microsoft.com/office/word/2023/wordml/word16du" xmlns:w16sdtdh="http://schemas.microsoft.com/office/word/2020/wordml/sdtdatahash" xmlns:w16sdtfl="http://schemas.microsoft.com/office/word/2024/wordml/sdtformatlock" xmlns:w16se="http://schemas.microsoft.com/office/word/2015/wordml/symex" xmlns:wpg="http://schemas.microsoft.com/office/word/2010/wordprocessingGroup" xmlns:wpi="http://schemas.microsoft.com/office/word/2010/wordprocessingInk" xmlns:wne="http://schemas.microsoft.com/office/word/2006/wordml" xmlns:wps="http://schemas.microsoft.com/office/word/2010/wordprocessingShape" mc:Ignorable="w14 w15 w16se w16cid w16 w16cex w16sdtdh w16sdtfl w16du wp14">
   <w:body>
     <w:p>
-      <w:r>
-        <w:t>Summary</w:t>
-      </w:r>
-    </w:p>
-    <w:p>
-      <w:r>
-        <w:t>In this tutorial, you’ll:</w:t>
-      </w:r>
-    </w:p>
-    <w:p>
-      <w:pPr>
-        <w:numPr>
-          <w:ilvl w:val="0"/>
-          <w:numId w:val="1"/>
-        </w:numPr>
-      </w:pPr>
-      <w:r>
-        <w:t xml:space="preserve">Revise the </w:t>
-      </w:r>
-      <w:proofErr w:type="spellStart"/>
-      <w:r>
-        <w:t>PlayerController</w:t>
-      </w:r>
-      <w:proofErr w:type="spellEnd"/>
-      <w:r>
-        <w:t xml:space="preserve"> script to store the value of collected </w:t>
-      </w:r>
-      <w:proofErr w:type="spellStart"/>
-      <w:r>
-        <w:t>PickUp</w:t>
-      </w:r>
-      <w:proofErr w:type="spellEnd"/>
-      <w:r>
-        <w:t xml:space="preserve"> </w:t>
-      </w:r>
-      <w:proofErr w:type="spellStart"/>
-      <w:r>
-        <w:t>GameObjects</w:t>
-      </w:r>
-      <w:proofErr w:type="spellEnd"/>
-    </w:p>
-    <w:p>
-      <w:pPr>
-        <w:numPr>
-          <w:ilvl w:val="0"/>
-          <w:numId w:val="1"/>
-        </w:numPr>
-      </w:pPr>
-      <w:r>
-        <w:t>Create and configure UI Text Elements to display:</w:t>
-      </w:r>
-    </w:p>
-    <w:p>
-      <w:pPr>
-        <w:numPr>
-          <w:ilvl w:val="1"/>
-          <w:numId w:val="1"/>
-        </w:numPr>
-      </w:pPr>
-      <w:r>
-        <w:t>The count value</w:t>
-      </w:r>
-    </w:p>
-    <w:p>
-      <w:pPr>
-        <w:numPr>
-          <w:ilvl w:val="1"/>
-          <w:numId w:val="1"/>
-        </w:numPr>
-      </w:pPr>
-      <w:r>
-        <w:t>An end of game message</w:t>
-      </w:r>
-    </w:p>
-    <w:p>
-      <w:r>
-        <w:t>Resources</w:t>
-      </w:r>
-    </w:p>
-    <w:p>
-      <w:pPr>
-        <w:numPr>
-          <w:ilvl w:val="0"/>
-          <w:numId w:val="2"/>
-        </w:numPr>
-      </w:pPr>
-      <w:hyperlink r:id="rId5" w:tgtFrame="_blank" w:history="1">
-        <w:r>
-          <w:rPr>
-            <w:rStyle w:val="Hyperlink"/>
-          </w:rPr>
-          <w:t>Store_the_value_of_collected_PickUps-Transcript.txt</w:t>
-        </w:r>
-      </w:hyperlink>
-    </w:p>
-    <w:p>
-      <w:pPr>
-        <w:numPr>
-          <w:ilvl w:val="0"/>
-          <w:numId w:val="2"/>
-        </w:numPr>
-      </w:pPr>
-      <w:hyperlink r:id="rId6" w:tgtFrame="_blank" w:history="1">
-        <w:r>
-          <w:rPr>
-            <w:rStyle w:val="Hyperlink"/>
-          </w:rPr>
-          <w:t>Create_a_UI_text_element-Transcript.txt</w:t>
-        </w:r>
-      </w:hyperlink>
-    </w:p>
-    <w:p>
-      <w:pPr>
-        <w:numPr>
-          <w:ilvl w:val="0"/>
-          <w:numId w:val="2"/>
-        </w:numPr>
-      </w:pPr>
-      <w:hyperlink r:id="rId7" w:tgtFrame="_blank" w:history="1">
-        <w:r>
-          <w:rPr>
-            <w:rStyle w:val="Hyperlink"/>
-          </w:rPr>
-          <w:t>Create_a_game_end_message-Transcript.txt</w:t>
-        </w:r>
-      </w:hyperlink>
-    </w:p>
-    <w:p>
-      <w:pPr>
-        <w:numPr>
-          <w:ilvl w:val="0"/>
-          <w:numId w:val="2"/>
-        </w:numPr>
-      </w:pPr>
-      <w:hyperlink r:id="rId8" w:tgtFrame="_blank" w:history="1">
-        <w:r>
-          <w:rPr>
-            <w:rStyle w:val="Hyperlink"/>
-          </w:rPr>
-          <w:t>Display_the_count_value-Transcript.txt</w:t>
-        </w:r>
-      </w:hyperlink>
-    </w:p>
-    <w:p>
       <w:pPr>
         <w:rPr>
           <w:b/>
@@ -163,16 +19,13 @@
     </w:p>
     <w:p>
       <w:r>
-        <w:rPr>
-          <w:b/>
-          <w:bCs/>
-        </w:rPr>
-        <w:t>Q&amp;A (0)</w:t>
-      </w:r>
-    </w:p>
-    <w:p>
-      <w:r>
-        <w:t>In this tutorial, you’ll:</w:t>
+        <w:t xml:space="preserve">In this </w:t>
+      </w:r>
+      <w:r>
+        <w:t>lab</w:t>
+      </w:r>
+      <w:r>
+        <w:t>, you’ll:</w:t>
       </w:r>
     </w:p>
     <w:p>
@@ -183,29 +36,8 @@
         </w:numPr>
       </w:pPr>
       <w:r>
-        <w:t xml:space="preserve">Revise the </w:t>
-      </w:r>
-      <w:proofErr w:type="spellStart"/>
-      <w:r>
-        <w:t>PlayerController</w:t>
-      </w:r>
-      <w:proofErr w:type="spellEnd"/>
-      <w:r>
-        <w:t xml:space="preserve"> script to store the value of collected </w:t>
-      </w:r>
-      <w:proofErr w:type="spellStart"/>
-      <w:r>
-        <w:t>PickUp</w:t>
-      </w:r>
-      <w:proofErr w:type="spellEnd"/>
-      <w:r>
-        <w:t xml:space="preserve"> </w:t>
-      </w:r>
-      <w:proofErr w:type="spellStart"/>
-      <w:r>
-        <w:t>GameObjects</w:t>
-      </w:r>
-      <w:proofErr w:type="spellEnd"/>
+        <w:t>Revise the PlayerController script to store the value of collected PickUp GameObjects</w:t>
+      </w:r>
     </w:p>
     <w:p>
       <w:pPr>
@@ -241,92 +73,19 @@
       </w:r>
     </w:p>
     <w:p>
-      <w:r>
-        <w:t>By the end of this tutorial, your game will look something like this:</w:t>
-      </w:r>
-    </w:p>
-    <w:p>
-      <w:r>
-        <w:t>Play Video</w:t>
-      </w:r>
-    </w:p>
-    <w:p>
-      <w:r>
-        <w:t>Mark step incomplete</w:t>
-      </w:r>
-    </w:p>
-    <w:p>
-      <w:pPr>
-        <w:rPr>
-          <w:b/>
-          <w:bCs/>
-        </w:rPr>
-      </w:pPr>
-      <w:r>
-        <w:rPr>
-          <w:b/>
-          <w:bCs/>
-        </w:rPr>
-        <w:t xml:space="preserve">2. Store the value of collected </w:t>
-      </w:r>
-      <w:proofErr w:type="spellStart"/>
-      <w:r>
-        <w:rPr>
-          <w:b/>
-          <w:bCs/>
-        </w:rPr>
-        <w:t>PickUps</w:t>
-      </w:r>
-      <w:proofErr w:type="spellEnd"/>
-    </w:p>
-    <w:p>
-      <w:r>
-        <w:rPr>
-          <w:b/>
-          <w:bCs/>
-        </w:rPr>
-        <w:t>Q&amp;A (0)</w:t>
-      </w:r>
-    </w:p>
-    <w:p>
-      <w:r>
-        <w:t>Follow the video or text instructions below to declare a new count variable, initialize the variable, and increment it by 1 every time the player collects a </w:t>
-      </w:r>
-      <w:proofErr w:type="spellStart"/>
-      <w:r>
-        <w:rPr>
-          <w:b/>
-          <w:bCs/>
-        </w:rPr>
-        <w:t>PickUp</w:t>
-      </w:r>
-      <w:proofErr w:type="spellEnd"/>
-      <w:r>
-        <w:t> </w:t>
-      </w:r>
-      <w:proofErr w:type="spellStart"/>
-      <w:r>
-        <w:t>GameObject</w:t>
-      </w:r>
-      <w:proofErr w:type="spellEnd"/>
-      <w:r>
-        <w:t>:</w:t>
-      </w:r>
-    </w:p>
-    <w:p>
-      <w:r>
-        <w:t>Play Video</w:t>
-      </w:r>
-    </w:p>
-    <w:p>
-      <w:hyperlink r:id="rId9" w:tgtFrame="_self" w:history="1">
-        <w:r>
-          <w:rPr>
-            <w:rStyle w:val="Hyperlink"/>
-          </w:rPr>
-          <w:t>Download Transcript</w:t>
-        </w:r>
-      </w:hyperlink>
+      <w:pPr>
+        <w:rPr>
+          <w:b/>
+          <w:bCs/>
+        </w:rPr>
+      </w:pPr>
+      <w:r>
+        <w:rPr>
+          <w:b/>
+          <w:bCs/>
+        </w:rPr>
+        <w:t>2. Store the value of collected PickUps</w:t>
+      </w:r>
     </w:p>
     <w:p>
       <w:pPr>
@@ -353,7 +112,6 @@
       <w:r>
         <w:t>Open the </w:t>
       </w:r>
-      <w:proofErr w:type="spellStart"/>
       <w:r>
         <w:rPr>
           <w:b/>
@@ -361,7 +119,6 @@
         </w:rPr>
         <w:t>PlayerController</w:t>
       </w:r>
-      <w:proofErr w:type="spellEnd"/>
       <w:r>
         <w:t> script for editing.</w:t>
       </w:r>
@@ -376,7 +133,6 @@
       <w:r>
         <w:t>Underneath the </w:t>
       </w:r>
-      <w:proofErr w:type="spellStart"/>
       <w:r>
         <w:rPr>
           <w:b/>
@@ -384,7 +140,6 @@
         </w:rPr>
         <w:t>Rigidbody</w:t>
       </w:r>
-      <w:proofErr w:type="spellEnd"/>
       <w:r>
         <w:t> variable declaration, add the following line of code:</w:t>
       </w:r>
@@ -460,7 +215,6 @@
       <w:r>
         <w:t>In the </w:t>
       </w:r>
-      <w:proofErr w:type="spellStart"/>
       <w:r>
         <w:rPr>
           <w:b/>
@@ -468,17 +222,8 @@
         </w:rPr>
         <w:t>OnTrigger</w:t>
       </w:r>
-      <w:proofErr w:type="spellEnd"/>
-      <w:r>
-        <w:t xml:space="preserve"> function, after the line that sets the other </w:t>
-      </w:r>
-      <w:proofErr w:type="spellStart"/>
-      <w:r>
-        <w:t>GameObject</w:t>
-      </w:r>
-      <w:proofErr w:type="spellEnd"/>
-      <w:r>
-        <w:t xml:space="preserve"> to inactive, add the following line of code:</w:t>
+      <w:r>
+        <w:t> function, after the line that sets the other GameObject to inactive, add the following line of code:</w:t>
       </w:r>
     </w:p>
     <w:p>
@@ -487,11 +232,6 @@
       </w:r>
     </w:p>
     <w:p>
-      <w:r>
-        <w:t>Mark step incomplete</w:t>
-      </w:r>
-    </w:p>
-    <w:p>
       <w:pPr>
         <w:rPr>
           <w:b/>
@@ -507,79 +247,18 @@
       </w:r>
     </w:p>
     <w:p>
-      <w:r>
-        <w:rPr>
-          <w:b/>
-          <w:bCs/>
-        </w:rPr>
-        <w:t>Q&amp;A (0)</w:t>
-      </w:r>
-    </w:p>
-    <w:p>
-      <w:r>
-        <w:t xml:space="preserve">Follow the video or text instructions below to add a Text </w:t>
-      </w:r>
-      <w:proofErr w:type="spellStart"/>
-      <w:r>
-        <w:t>GameObject</w:t>
-      </w:r>
-      <w:proofErr w:type="spellEnd"/>
-      <w:r>
-        <w:t xml:space="preserve"> named “</w:t>
-      </w:r>
-      <w:proofErr w:type="spellStart"/>
-      <w:r>
-        <w:t>CountText</w:t>
-      </w:r>
-      <w:proofErr w:type="spellEnd"/>
-      <w:r>
-        <w:t>”, preview the full canvas in 2D view, edit the text, and edit the text position:</w:t>
-      </w:r>
-    </w:p>
-    <w:p>
-      <w:r>
-        <w:t>Play Video</w:t>
-      </w:r>
-    </w:p>
-    <w:p>
-      <w:hyperlink r:id="rId10" w:tgtFrame="_self" w:history="1">
-        <w:r>
-          <w:rPr>
-            <w:rStyle w:val="Hyperlink"/>
-          </w:rPr>
-          <w:t>Download Transcript</w:t>
-        </w:r>
-      </w:hyperlink>
-    </w:p>
-    <w:p>
-      <w:pPr>
-        <w:rPr>
-          <w:b/>
-          <w:bCs/>
-        </w:rPr>
-      </w:pPr>
-      <w:r>
-        <w:rPr>
-          <w:b/>
-          <w:bCs/>
-        </w:rPr>
-        <w:t>1. Add a Text object named “</w:t>
-      </w:r>
-      <w:proofErr w:type="spellStart"/>
-      <w:r>
-        <w:rPr>
-          <w:b/>
-          <w:bCs/>
-        </w:rPr>
-        <w:t>CountText</w:t>
-      </w:r>
-      <w:proofErr w:type="spellEnd"/>
-      <w:r>
-        <w:rPr>
-          <w:b/>
-          <w:bCs/>
-        </w:rPr>
-        <w:t>”.</w:t>
+      <w:pPr>
+        <w:rPr>
+          <w:b/>
+          <w:bCs/>
+        </w:rPr>
+      </w:pPr>
+      <w:r>
+        <w:rPr>
+          <w:b/>
+          <w:bCs/>
+        </w:rPr>
+        <w:t>1. Add a Text object named “CountText”.</w:t>
       </w:r>
     </w:p>
     <w:p>
@@ -617,17 +296,8 @@
           <w:b/>
           <w:bCs/>
         </w:rPr>
-        <w:t xml:space="preserve">Text - </w:t>
-      </w:r>
-      <w:proofErr w:type="spellStart"/>
-      <w:r>
-        <w:rPr>
-          <w:b/>
-          <w:bCs/>
-        </w:rPr>
-        <w:t>TextMeshPro</w:t>
-      </w:r>
-      <w:proofErr w:type="spellEnd"/>
+        <w:t>Text - TextMeshPro</w:t>
+      </w:r>
       <w:r>
         <w:t>.</w:t>
       </w:r>
@@ -640,15 +310,7 @@
         </w:numPr>
       </w:pPr>
       <w:r>
-        <w:t xml:space="preserve">If a dialog opens to install </w:t>
-      </w:r>
-      <w:proofErr w:type="spellStart"/>
-      <w:r>
-        <w:t>TextMesh</w:t>
-      </w:r>
-      <w:proofErr w:type="spellEnd"/>
-      <w:r>
-        <w:t xml:space="preserve"> Pro Essentials – select </w:t>
+        <w:t>If a dialog opens to install TextMesh Pro Essentials – select </w:t>
       </w:r>
       <w:r>
         <w:rPr>
@@ -679,23 +341,7 @@
         <w:t>Text (TMP)</w:t>
       </w:r>
       <w:r>
-        <w:t> </w:t>
-      </w:r>
-      <w:proofErr w:type="spellStart"/>
-      <w:r>
-        <w:t>GameObject</w:t>
-      </w:r>
-      <w:proofErr w:type="spellEnd"/>
-      <w:r>
-        <w:t xml:space="preserve"> “</w:t>
-      </w:r>
-      <w:proofErr w:type="spellStart"/>
-      <w:r>
-        <w:t>CountText</w:t>
-      </w:r>
-      <w:proofErr w:type="spellEnd"/>
-      <w:r>
-        <w:t>”.</w:t>
+        <w:t> GameObject “CountText”.</w:t>
       </w:r>
     </w:p>
     <w:p>
@@ -731,15 +377,7 @@
         <w:t>Canvas</w:t>
       </w:r>
       <w:r>
-        <w:t> </w:t>
-      </w:r>
-      <w:proofErr w:type="spellStart"/>
-      <w:r>
-        <w:t>GameObject</w:t>
-      </w:r>
-      <w:proofErr w:type="spellEnd"/>
-      <w:r>
-        <w:t xml:space="preserve"> and press the </w:t>
+        <w:t> GameObject and press the </w:t>
       </w:r>
       <w:r>
         <w:rPr>
@@ -749,15 +387,7 @@
         <w:t>F</w:t>
       </w:r>
       <w:r>
-        <w:t xml:space="preserve"> key to frame the entire </w:t>
-      </w:r>
-      <w:proofErr w:type="spellStart"/>
-      <w:r>
-        <w:t>GameObject</w:t>
-      </w:r>
-      <w:proofErr w:type="spellEnd"/>
-      <w:r>
-        <w:t xml:space="preserve"> in the </w:t>
+        <w:t> key to frame the entire GameObject in the </w:t>
       </w:r>
       <w:r>
         <w:rPr>
@@ -816,7 +446,6 @@
       <w:r>
         <w:t>Select the </w:t>
       </w:r>
-      <w:proofErr w:type="spellStart"/>
       <w:r>
         <w:rPr>
           <w:b/>
@@ -824,17 +453,8 @@
         </w:rPr>
         <w:t>CountText</w:t>
       </w:r>
-      <w:proofErr w:type="spellEnd"/>
-      <w:r>
-        <w:t> </w:t>
-      </w:r>
-      <w:proofErr w:type="spellStart"/>
-      <w:r>
-        <w:t>GameObject</w:t>
-      </w:r>
-      <w:proofErr w:type="spellEnd"/>
-      <w:r>
-        <w:t>.</w:t>
+      <w:r>
+        <w:t> GameObject.</w:t>
       </w:r>
     </w:p>
     <w:p>
@@ -845,6 +465,7 @@
         </w:numPr>
       </w:pPr>
       <w:r>
+        <w:lastRenderedPageBreak/>
         <w:t>In the </w:t>
       </w:r>
       <w:r>
@@ -883,21 +504,12 @@
       <w:r>
         <w:t>Select the anchor preset icon at the top of the </w:t>
       </w:r>
-      <w:proofErr w:type="spellStart"/>
-      <w:r>
-        <w:rPr>
-          <w:b/>
-          <w:bCs/>
-        </w:rPr>
-        <w:t>Rect</w:t>
-      </w:r>
-      <w:proofErr w:type="spellEnd"/>
-      <w:r>
-        <w:rPr>
-          <w:b/>
-          <w:bCs/>
-        </w:rPr>
-        <w:t xml:space="preserve"> Transform</w:t>
+      <w:r>
+        <w:rPr>
+          <w:b/>
+          <w:bCs/>
+        </w:rPr>
+        <w:t>Rect Transform</w:t>
       </w:r>
       <w:r>
         <w:t> component to open the </w:t>
@@ -923,7 +535,6 @@
       <w:r>
         <w:t>Hold </w:t>
       </w:r>
-      <w:proofErr w:type="spellStart"/>
       <w:r>
         <w:rPr>
           <w:b/>
@@ -941,7 +552,6 @@
         </w:rPr>
         <w:t>Alt</w:t>
       </w:r>
-      <w:proofErr w:type="spellEnd"/>
       <w:r>
         <w:t> (macOS: </w:t>
       </w:r>
@@ -955,7 +565,6 @@
       <w:r>
         <w:t>) and select the upper-left anchor point. Holding those keys will set the pivot and position for </w:t>
       </w:r>
-      <w:proofErr w:type="spellStart"/>
       <w:r>
         <w:rPr>
           <w:b/>
@@ -963,7 +572,6 @@
         </w:rPr>
         <w:t>CountText</w:t>
       </w:r>
-      <w:proofErr w:type="spellEnd"/>
       <w:r>
         <w:t> based on the new anchor.</w:t>
       </w:r>
@@ -978,21 +586,12 @@
       <w:r>
         <w:t>Change the </w:t>
       </w:r>
-      <w:proofErr w:type="spellStart"/>
-      <w:r>
-        <w:rPr>
-          <w:b/>
-          <w:bCs/>
-        </w:rPr>
-        <w:t>Rect</w:t>
-      </w:r>
-      <w:proofErr w:type="spellEnd"/>
-      <w:r>
-        <w:rPr>
-          <w:b/>
-          <w:bCs/>
-        </w:rPr>
-        <w:t xml:space="preserve"> Transform </w:t>
+      <w:r>
+        <w:rPr>
+          <w:b/>
+          <w:bCs/>
+        </w:rPr>
+        <w:t>Rect Transform </w:t>
       </w:r>
       <w:r>
         <w:t>component’s </w:t>
@@ -1043,6 +642,10 @@
     </w:p>
     <w:p>
       <w:r>
+        <w:rPr>
+          <w:noProof/>
+        </w:rPr>
+        <w:lastRenderedPageBreak/>
         <w:drawing>
           <wp:inline distT="0" distB="0" distL="0" distR="0" wp14:anchorId="48E35732" wp14:editId="453014A7">
             <wp:extent cx="20117435" cy="8021320"/>
@@ -1061,7 +664,7 @@
                     </pic:cNvPicPr>
                   </pic:nvPicPr>
                   <pic:blipFill>
-                    <a:blip r:embed="rId11">
+                    <a:blip r:embed="rId5">
                       <a:extLst>
                         <a:ext uri="{28A0092B-C50C-407E-A947-70E740481C1C}">
                           <a14:useLocalDpi xmlns:a14="http://schemas.microsoft.com/office/drawing/2010/main" val="0"/>
@@ -1094,111 +697,34 @@
       </w:r>
     </w:p>
     <w:p>
-      <w:r>
-        <w:t>Mark step incomplete</w:t>
-      </w:r>
-    </w:p>
-    <w:p>
-      <w:pPr>
-        <w:rPr>
-          <w:b/>
-          <w:bCs/>
-        </w:rPr>
-      </w:pPr>
-      <w:r>
-        <w:rPr>
-          <w:b/>
-          <w:bCs/>
-        </w:rPr>
+      <w:pPr>
+        <w:rPr>
+          <w:b/>
+          <w:bCs/>
+        </w:rPr>
+      </w:pPr>
+      <w:r>
+        <w:rPr>
+          <w:b/>
+          <w:bCs/>
+        </w:rPr>
+        <w:lastRenderedPageBreak/>
         <w:t>4. Display the count value</w:t>
       </w:r>
     </w:p>
     <w:p>
-      <w:r>
-        <w:rPr>
-          <w:b/>
-          <w:bCs/>
-        </w:rPr>
-        <w:t>Q&amp;A (0)</w:t>
-      </w:r>
-    </w:p>
-    <w:p>
-      <w:r>
-        <w:t>Follow the video or text instructions below to create a new </w:t>
-      </w:r>
-      <w:proofErr w:type="spellStart"/>
-      <w:proofErr w:type="gramStart"/>
-      <w:r>
-        <w:rPr>
-          <w:b/>
-          <w:bCs/>
-        </w:rPr>
-        <w:t>SetCountText</w:t>
-      </w:r>
-      <w:proofErr w:type="spellEnd"/>
-      <w:r>
-        <w:rPr>
-          <w:b/>
-          <w:bCs/>
-        </w:rPr>
-        <w:t>(</w:t>
-      </w:r>
-      <w:proofErr w:type="gramEnd"/>
-      <w:r>
-        <w:rPr>
-          <w:b/>
-          <w:bCs/>
-        </w:rPr>
-        <w:t>)</w:t>
-      </w:r>
-      <w:r>
-        <w:t> function that updates the score UI:</w:t>
-      </w:r>
-    </w:p>
-    <w:p>
-      <w:r>
-        <w:t>Play Video</w:t>
-      </w:r>
-    </w:p>
-    <w:p>
-      <w:hyperlink r:id="rId12" w:tgtFrame="_self" w:history="1">
-        <w:r>
-          <w:rPr>
-            <w:rStyle w:val="Hyperlink"/>
-          </w:rPr>
-          <w:t>Download Transcript</w:t>
-        </w:r>
-      </w:hyperlink>
-    </w:p>
-    <w:p>
-      <w:pPr>
-        <w:rPr>
-          <w:b/>
-          <w:bCs/>
-        </w:rPr>
-      </w:pPr>
-      <w:r>
-        <w:rPr>
-          <w:b/>
-          <w:bCs/>
-        </w:rPr>
-        <w:t xml:space="preserve">1. Import the </w:t>
-      </w:r>
-      <w:proofErr w:type="spellStart"/>
-      <w:r>
-        <w:rPr>
-          <w:b/>
-          <w:bCs/>
-        </w:rPr>
-        <w:t>TMPro</w:t>
-      </w:r>
-      <w:proofErr w:type="spellEnd"/>
-      <w:r>
-        <w:rPr>
-          <w:b/>
-          <w:bCs/>
-        </w:rPr>
-        <w:t xml:space="preserve"> library.</w:t>
+      <w:pPr>
+        <w:rPr>
+          <w:b/>
+          <w:bCs/>
+        </w:rPr>
+      </w:pPr>
+      <w:r>
+        <w:rPr>
+          <w:b/>
+          <w:bCs/>
+        </w:rPr>
+        <w:t>1. Import the TMPro library.</w:t>
       </w:r>
     </w:p>
     <w:p>
@@ -1211,7 +737,6 @@
       <w:r>
         <w:t>Open the </w:t>
       </w:r>
-      <w:proofErr w:type="spellStart"/>
       <w:r>
         <w:rPr>
           <w:b/>
@@ -1219,7 +744,6 @@
         </w:rPr>
         <w:t>PlayerController</w:t>
       </w:r>
-      <w:proofErr w:type="spellEnd"/>
       <w:r>
         <w:t> script in your script editor.</w:t>
       </w:r>
@@ -1237,15 +761,7 @@
     </w:p>
     <w:p>
       <w:r>
-        <w:t xml:space="preserve">using </w:t>
-      </w:r>
-      <w:proofErr w:type="spellStart"/>
-      <w:r>
-        <w:t>TMPro</w:t>
-      </w:r>
-      <w:proofErr w:type="spellEnd"/>
-      <w:r>
-        <w:t>;</w:t>
+        <w:t>using TMPro;</w:t>
       </w:r>
     </w:p>
     <w:p>
@@ -1286,63 +802,22 @@
     </w:p>
     <w:p>
       <w:r>
-        <w:t xml:space="preserve">public </w:t>
-      </w:r>
-      <w:proofErr w:type="spellStart"/>
-      <w:r>
-        <w:t>TextMeshProUGUI</w:t>
-      </w:r>
-      <w:proofErr w:type="spellEnd"/>
-      <w:r>
-        <w:t xml:space="preserve"> </w:t>
-      </w:r>
-      <w:proofErr w:type="spellStart"/>
-      <w:r>
-        <w:t>countText</w:t>
-      </w:r>
-      <w:proofErr w:type="spellEnd"/>
-      <w:r>
-        <w:t>;</w:t>
-      </w:r>
-    </w:p>
-    <w:p>
-      <w:pPr>
-        <w:rPr>
-          <w:b/>
-          <w:bCs/>
-        </w:rPr>
-      </w:pPr>
-      <w:r>
-        <w:rPr>
-          <w:b/>
-          <w:bCs/>
-        </w:rPr>
-        <w:t xml:space="preserve">3. Create a new </w:t>
-      </w:r>
-      <w:proofErr w:type="spellStart"/>
-      <w:proofErr w:type="gramStart"/>
-      <w:r>
-        <w:rPr>
-          <w:b/>
-          <w:bCs/>
-        </w:rPr>
-        <w:t>SetCountText</w:t>
-      </w:r>
-      <w:proofErr w:type="spellEnd"/>
-      <w:r>
-        <w:rPr>
-          <w:b/>
-          <w:bCs/>
-        </w:rPr>
-        <w:t>(</w:t>
-      </w:r>
-      <w:proofErr w:type="gramEnd"/>
-      <w:r>
-        <w:rPr>
-          <w:b/>
-          <w:bCs/>
-        </w:rPr>
-        <w:t>) function.</w:t>
+        <w:t>public TextMeshProUGUI countText;</w:t>
+      </w:r>
+    </w:p>
+    <w:p>
+      <w:pPr>
+        <w:rPr>
+          <w:b/>
+          <w:bCs/>
+        </w:rPr>
+      </w:pPr>
+      <w:r>
+        <w:rPr>
+          <w:b/>
+          <w:bCs/>
+        </w:rPr>
+        <w:t>3. Create a new SetCountText() function.</w:t>
       </w:r>
     </w:p>
     <w:p>
@@ -1355,7 +830,6 @@
       <w:r>
         <w:t>Underneath the </w:t>
       </w:r>
-      <w:proofErr w:type="spellStart"/>
       <w:r>
         <w:rPr>
           <w:b/>
@@ -1363,27 +837,13 @@
         </w:rPr>
         <w:t>OnMove</w:t>
       </w:r>
-      <w:proofErr w:type="spellEnd"/>
       <w:r>
         <w:t> function’s closing curly brace, leave a space and add the following new function:</w:t>
       </w:r>
     </w:p>
     <w:p>
       <w:r>
-        <w:t xml:space="preserve">   void </w:t>
-      </w:r>
-      <w:proofErr w:type="spellStart"/>
-      <w:proofErr w:type="gramStart"/>
-      <w:r>
-        <w:t>SetCountText</w:t>
-      </w:r>
-      <w:proofErr w:type="spellEnd"/>
-      <w:r>
-        <w:t>(</w:t>
-      </w:r>
-      <w:proofErr w:type="gramEnd"/>
-      <w:r>
-        <w:t xml:space="preserve">) </w:t>
+        <w:t xml:space="preserve">   void SetCountText() </w:t>
       </w:r>
     </w:p>
     <w:p>
@@ -1393,33 +853,7 @@
     </w:p>
     <w:p>
       <w:r>
-        <w:t xml:space="preserve">       </w:t>
-      </w:r>
-      <w:proofErr w:type="spellStart"/>
-      <w:r>
-        <w:t>countText.text</w:t>
-      </w:r>
-      <w:proofErr w:type="spellEnd"/>
-      <w:r>
-        <w:t xml:space="preserve"> </w:t>
-      </w:r>
-      <w:proofErr w:type="gramStart"/>
-      <w:r>
-        <w:t>=  "</w:t>
-      </w:r>
-      <w:proofErr w:type="gramEnd"/>
-      <w:r>
-        <w:t xml:space="preserve">Count: " + </w:t>
-      </w:r>
-      <w:proofErr w:type="spellStart"/>
-      <w:proofErr w:type="gramStart"/>
-      <w:r>
-        <w:t>count.ToString</w:t>
-      </w:r>
-      <w:proofErr w:type="spellEnd"/>
-      <w:proofErr w:type="gramEnd"/>
-      <w:r>
-        <w:t>();</w:t>
+        <w:t xml:space="preserve">       countText.text =  "Count: " + count.ToString();</w:t>
       </w:r>
     </w:p>
     <w:p>
@@ -1439,39 +873,7 @@
           <w:b/>
           <w:bCs/>
         </w:rPr>
-        <w:t xml:space="preserve">4. Call </w:t>
-      </w:r>
-      <w:proofErr w:type="spellStart"/>
-      <w:r>
-        <w:rPr>
-          <w:b/>
-          <w:bCs/>
-        </w:rPr>
-        <w:t>SetCountText</w:t>
-      </w:r>
-      <w:proofErr w:type="spellEnd"/>
-      <w:r>
-        <w:rPr>
-          <w:b/>
-          <w:bCs/>
-        </w:rPr>
-        <w:t xml:space="preserve"> in Start and </w:t>
-      </w:r>
-      <w:proofErr w:type="spellStart"/>
-      <w:r>
-        <w:rPr>
-          <w:b/>
-          <w:bCs/>
-        </w:rPr>
-        <w:t>OnTriggerEnter</w:t>
-      </w:r>
-      <w:proofErr w:type="spellEnd"/>
-      <w:r>
-        <w:rPr>
-          <w:b/>
-          <w:bCs/>
-        </w:rPr>
-        <w:t>.</w:t>
+        <w:t>4. Call SetCountText in Start and OnTriggerEnter.</w:t>
       </w:r>
     </w:p>
     <w:p>
@@ -1496,18 +898,8 @@
       </w:r>
     </w:p>
     <w:p>
-      <w:proofErr w:type="spellStart"/>
-      <w:proofErr w:type="gramStart"/>
-      <w:r>
-        <w:t>SetCountText</w:t>
-      </w:r>
-      <w:proofErr w:type="spellEnd"/>
-      <w:r>
-        <w:t>(</w:t>
-      </w:r>
-      <w:proofErr w:type="gramEnd"/>
-      <w:r>
-        <w:t>);</w:t>
+      <w:r>
+        <w:t>SetCountText();</w:t>
       </w:r>
     </w:p>
     <w:p>
@@ -1520,7 +912,6 @@
       <w:r>
         <w:t>Inside the IF statement for </w:t>
       </w:r>
-      <w:proofErr w:type="spellStart"/>
       <w:r>
         <w:rPr>
           <w:b/>
@@ -1528,11 +919,9 @@
         </w:rPr>
         <w:t>OnTriggerEnter</w:t>
       </w:r>
-      <w:proofErr w:type="spellEnd"/>
       <w:r>
         <w:t>, call the </w:t>
       </w:r>
-      <w:proofErr w:type="spellStart"/>
       <w:r>
         <w:rPr>
           <w:b/>
@@ -1540,24 +929,13 @@
         </w:rPr>
         <w:t>SetCountText</w:t>
       </w:r>
-      <w:proofErr w:type="spellEnd"/>
       <w:r>
         <w:t> function again using the same instruction:</w:t>
       </w:r>
     </w:p>
     <w:p>
-      <w:proofErr w:type="spellStart"/>
-      <w:proofErr w:type="gramStart"/>
-      <w:r>
-        <w:t>SetCountText</w:t>
-      </w:r>
-      <w:proofErr w:type="spellEnd"/>
-      <w:r>
-        <w:t>(</w:t>
-      </w:r>
-      <w:proofErr w:type="gramEnd"/>
-      <w:r>
-        <w:t>);</w:t>
+      <w:r>
+        <w:t>SetCountText();</w:t>
       </w:r>
     </w:p>
     <w:p>
@@ -1583,23 +961,7 @@
           <w:b/>
           <w:bCs/>
         </w:rPr>
-        <w:t xml:space="preserve">5. Assign the </w:t>
-      </w:r>
-      <w:proofErr w:type="spellStart"/>
-      <w:r>
-        <w:rPr>
-          <w:b/>
-          <w:bCs/>
-        </w:rPr>
-        <w:t>CountText</w:t>
-      </w:r>
-      <w:proofErr w:type="spellEnd"/>
-      <w:r>
-        <w:rPr>
-          <w:b/>
-          <w:bCs/>
-        </w:rPr>
-        <w:t xml:space="preserve"> variable in the Inspector window.</w:t>
+        <w:t>5. Assign the CountText variable in the Inspector window.</w:t>
       </w:r>
     </w:p>
     <w:p>
@@ -1620,15 +982,7 @@
         <w:t>Player</w:t>
       </w:r>
       <w:r>
-        <w:t> </w:t>
-      </w:r>
-      <w:proofErr w:type="spellStart"/>
-      <w:r>
-        <w:t>GameObject</w:t>
-      </w:r>
-      <w:proofErr w:type="spellEnd"/>
-      <w:r>
-        <w:t xml:space="preserve"> in the </w:t>
+        <w:t> GameObject in the </w:t>
       </w:r>
       <w:r>
         <w:rPr>
@@ -1640,7 +994,6 @@
       <w:r>
         <w:t>window, then drag the </w:t>
       </w:r>
-      <w:proofErr w:type="spellStart"/>
       <w:r>
         <w:rPr>
           <w:b/>
@@ -1648,17 +1001,8 @@
         </w:rPr>
         <w:t>CountText</w:t>
       </w:r>
-      <w:proofErr w:type="spellEnd"/>
-      <w:r>
-        <w:t> </w:t>
-      </w:r>
-      <w:proofErr w:type="spellStart"/>
-      <w:r>
-        <w:t>GameObject</w:t>
-      </w:r>
-      <w:proofErr w:type="spellEnd"/>
-      <w:r>
-        <w:t xml:space="preserve"> into the </w:t>
+      <w:r>
+        <w:t> GameObject into the </w:t>
       </w:r>
       <w:r>
         <w:rPr>
@@ -1682,21 +1026,12 @@
       <w:r>
         <w:t>This step is very important and easy to miss. If you do not do this step, you will see a </w:t>
       </w:r>
-      <w:proofErr w:type="spellStart"/>
-      <w:r>
-        <w:rPr>
-          <w:b/>
-          <w:bCs/>
-        </w:rPr>
-        <w:t>NullReferenceException</w:t>
-      </w:r>
-      <w:proofErr w:type="spellEnd"/>
-      <w:r>
-        <w:rPr>
-          <w:b/>
-          <w:bCs/>
-        </w:rPr>
-        <w:t> </w:t>
+      <w:r>
+        <w:rPr>
+          <w:b/>
+          <w:bCs/>
+        </w:rPr>
+        <w:t>NullReferenceException </w:t>
       </w:r>
       <w:r>
         <w:t>error in the </w:t>
@@ -1714,6 +1049,10 @@
     </w:p>
     <w:p>
       <w:r>
+        <w:rPr>
+          <w:noProof/>
+        </w:rPr>
+        <w:lastRenderedPageBreak/>
         <w:drawing>
           <wp:inline distT="0" distB="0" distL="0" distR="0" wp14:anchorId="5494EA9C" wp14:editId="7AD1EFD3">
             <wp:extent cx="20117435" cy="8067675"/>
@@ -1732,7 +1071,7 @@
                     </pic:cNvPicPr>
                   </pic:nvPicPr>
                   <pic:blipFill>
-                    <a:blip r:embed="rId13">
+                    <a:blip r:embed="rId6">
                       <a:extLst>
                         <a:ext uri="{28A0092B-C50C-407E-A947-70E740481C1C}">
                           <a14:useLocalDpi xmlns:a14="http://schemas.microsoft.com/office/drawing/2010/main" val="0"/>
@@ -1776,6 +1115,7 @@
           <w:b/>
           <w:bCs/>
         </w:rPr>
+        <w:lastRenderedPageBreak/>
         <w:t>6. Test your game.</w:t>
       </w:r>
     </w:p>
@@ -1789,7 +1129,6 @@
       <w:r>
         <w:t>The score should now start at 0, then increase by 1 each time the player collects a </w:t>
       </w:r>
-      <w:proofErr w:type="spellStart"/>
       <w:r>
         <w:rPr>
           <w:b/>
@@ -1797,17 +1136,8 @@
         </w:rPr>
         <w:t>PickUp</w:t>
       </w:r>
-      <w:proofErr w:type="spellEnd"/>
-      <w:r>
-        <w:t> </w:t>
-      </w:r>
-      <w:proofErr w:type="spellStart"/>
-      <w:r>
-        <w:t>GameObject</w:t>
-      </w:r>
-      <w:proofErr w:type="spellEnd"/>
-      <w:r>
-        <w:t>!</w:t>
+      <w:r>
+        <w:t> GameObject!</w:t>
       </w:r>
     </w:p>
     <w:p>
@@ -1818,17 +1148,13 @@
         </w:numPr>
       </w:pPr>
       <w:r>
-        <w:t>If your game is not working, check the script sample at the end of this tutorial to make sure your code is correct.</w:t>
-      </w:r>
-    </w:p>
-    <w:p>
-      <w:r>
-        <w:t>Play Video</w:t>
-      </w:r>
-    </w:p>
-    <w:p>
-      <w:r>
-        <w:t>Mark step incomplete</w:t>
+        <w:t xml:space="preserve">If your game is not working, check the script sample at the end of this </w:t>
+      </w:r>
+      <w:r>
+        <w:t>lab</w:t>
+      </w:r>
+      <w:r>
+        <w:t xml:space="preserve"> to make sure your code is correct.</w:t>
       </w:r>
     </w:p>
     <w:p>
@@ -1847,113 +1173,18 @@
       </w:r>
     </w:p>
     <w:p>
-      <w:r>
-        <w:rPr>
-          <w:b/>
-          <w:bCs/>
-        </w:rPr>
-        <w:t>Q&amp;A (0)</w:t>
-      </w:r>
-    </w:p>
-    <w:p>
-      <w:r>
-        <w:t xml:space="preserve">Follow the video or text instructions below to create a new “You Win” text </w:t>
-      </w:r>
-      <w:proofErr w:type="spellStart"/>
-      <w:r>
-        <w:t>GameObject</w:t>
-      </w:r>
-      <w:proofErr w:type="spellEnd"/>
-      <w:r>
-        <w:t>, declare a variable for your text that’s disabled at start, display the text when all </w:t>
-      </w:r>
-      <w:proofErr w:type="spellStart"/>
-      <w:r>
-        <w:rPr>
-          <w:b/>
-          <w:bCs/>
-        </w:rPr>
-        <w:t>PickUp</w:t>
-      </w:r>
-      <w:proofErr w:type="spellEnd"/>
-      <w:r>
-        <w:t> </w:t>
-      </w:r>
-      <w:proofErr w:type="spellStart"/>
-      <w:r>
-        <w:t>GameObjects</w:t>
-      </w:r>
-      <w:proofErr w:type="spellEnd"/>
-      <w:r>
-        <w:t xml:space="preserve"> are collected, and assign the </w:t>
-      </w:r>
-      <w:proofErr w:type="spellStart"/>
-      <w:r>
-        <w:rPr>
-          <w:b/>
-          <w:bCs/>
-        </w:rPr>
-        <w:t>winTextObject</w:t>
-      </w:r>
-      <w:proofErr w:type="spellEnd"/>
-      <w:r>
-        <w:t> variable in the </w:t>
-      </w:r>
-      <w:r>
-        <w:rPr>
-          <w:b/>
-          <w:bCs/>
-        </w:rPr>
-        <w:t>Inspector</w:t>
-      </w:r>
-      <w:r>
-        <w:t> window:</w:t>
-      </w:r>
-    </w:p>
-    <w:p>
-      <w:r>
-        <w:t>Play Video</w:t>
-      </w:r>
-    </w:p>
-    <w:p>
-      <w:hyperlink r:id="rId14" w:tgtFrame="_self" w:history="1">
-        <w:r>
-          <w:rPr>
-            <w:rStyle w:val="Hyperlink"/>
-          </w:rPr>
-          <w:t>Download Transcript</w:t>
-        </w:r>
-      </w:hyperlink>
-    </w:p>
-    <w:p>
-      <w:pPr>
-        <w:rPr>
-          <w:b/>
-          <w:bCs/>
-        </w:rPr>
-      </w:pPr>
-      <w:r>
-        <w:rPr>
-          <w:b/>
-          <w:bCs/>
-        </w:rPr>
-        <w:t xml:space="preserve">1. Create a new “You Win” text </w:t>
-      </w:r>
-      <w:proofErr w:type="spellStart"/>
-      <w:r>
-        <w:rPr>
-          <w:b/>
-          <w:bCs/>
-        </w:rPr>
-        <w:t>GameObject</w:t>
-      </w:r>
-      <w:proofErr w:type="spellEnd"/>
-      <w:r>
-        <w:rPr>
-          <w:b/>
-          <w:bCs/>
-        </w:rPr>
-        <w:t>.</w:t>
+      <w:pPr>
+        <w:rPr>
+          <w:b/>
+          <w:bCs/>
+        </w:rPr>
+      </w:pPr>
+      <w:r>
+        <w:rPr>
+          <w:b/>
+          <w:bCs/>
+        </w:rPr>
+        <w:t>1. Create a new “You Win” text GameObject.</w:t>
       </w:r>
     </w:p>
     <w:p>
@@ -2001,34 +1232,10 @@
           <w:b/>
           <w:bCs/>
         </w:rPr>
-        <w:t xml:space="preserve">Text - </w:t>
-      </w:r>
-      <w:proofErr w:type="spellStart"/>
-      <w:r>
-        <w:rPr>
-          <w:b/>
-          <w:bCs/>
-        </w:rPr>
-        <w:t>TextMeshPro</w:t>
-      </w:r>
-      <w:proofErr w:type="spellEnd"/>
-      <w:r>
-        <w:rPr>
-          <w:b/>
-          <w:bCs/>
-        </w:rPr>
-        <w:t>, </w:t>
-      </w:r>
-      <w:r>
-        <w:t>then rename it something like “</w:t>
-      </w:r>
-      <w:proofErr w:type="spellStart"/>
-      <w:r>
-        <w:t>WinText</w:t>
-      </w:r>
-      <w:proofErr w:type="spellEnd"/>
-      <w:r>
-        <w:t>”</w:t>
+        <w:t>Text - TextMeshPro, </w:t>
+      </w:r>
+      <w:r>
+        <w:t>then rename it something like “WinText”</w:t>
       </w:r>
     </w:p>
     <w:p>
@@ -2093,7 +1300,6 @@
       <w:r>
         <w:t> to </w:t>
       </w:r>
-      <w:proofErr w:type="gramStart"/>
       <w:r>
         <w:rPr>
           <w:b/>
@@ -2102,11 +1308,7 @@
         <w:t>32</w:t>
       </w:r>
       <w:r>
-        <w:t>, and</w:t>
-      </w:r>
-      <w:proofErr w:type="gramEnd"/>
-      <w:r>
-        <w:t xml:space="preserve"> make it bold if you want.</w:t>
+        <w:t>, and make it bold if you want.</w:t>
       </w:r>
     </w:p>
     <w:p>
@@ -2150,21 +1352,12 @@
       <w:r>
         <w:t>In the </w:t>
       </w:r>
-      <w:proofErr w:type="spellStart"/>
-      <w:r>
-        <w:rPr>
-          <w:b/>
-          <w:bCs/>
-        </w:rPr>
-        <w:t>Rect</w:t>
-      </w:r>
-      <w:proofErr w:type="spellEnd"/>
-      <w:r>
-        <w:rPr>
-          <w:b/>
-          <w:bCs/>
-        </w:rPr>
-        <w:t xml:space="preserve"> Transform</w:t>
+      <w:r>
+        <w:rPr>
+          <w:b/>
+          <w:bCs/>
+        </w:rPr>
+        <w:t>Rect Transform</w:t>
       </w:r>
       <w:r>
         <w:t> component, set the </w:t>
@@ -2256,7 +1449,6 @@
       <w:r>
         <w:t>In the </w:t>
       </w:r>
-      <w:proofErr w:type="spellStart"/>
       <w:r>
         <w:rPr>
           <w:b/>
@@ -2264,46 +1456,13 @@
         </w:rPr>
         <w:t>PlayerController</w:t>
       </w:r>
-      <w:proofErr w:type="spellEnd"/>
-      <w:r>
-        <w:t xml:space="preserve"> script, create a new public variable, of the type </w:t>
-      </w:r>
-      <w:proofErr w:type="spellStart"/>
-      <w:r>
-        <w:t>GameObject</w:t>
-      </w:r>
-      <w:proofErr w:type="spellEnd"/>
-      <w:r>
-        <w:t>, and call it “</w:t>
-      </w:r>
-      <w:proofErr w:type="spellStart"/>
-      <w:r>
-        <w:t>winTextObject</w:t>
-      </w:r>
-      <w:proofErr w:type="spellEnd"/>
-      <w:r>
-        <w:t>”:</w:t>
-      </w:r>
-    </w:p>
-    <w:p>
-      <w:r>
-        <w:t xml:space="preserve">public </w:t>
-      </w:r>
-      <w:proofErr w:type="spellStart"/>
-      <w:r>
-        <w:t>GameObject</w:t>
-      </w:r>
-      <w:proofErr w:type="spellEnd"/>
-      <w:r>
-        <w:t xml:space="preserve"> </w:t>
-      </w:r>
-      <w:proofErr w:type="spellStart"/>
-      <w:r>
-        <w:t>winTextObject</w:t>
-      </w:r>
-      <w:proofErr w:type="spellEnd"/>
-      <w:r>
-        <w:t>;</w:t>
+      <w:r>
+        <w:t> script, create a new public variable, of the type GameObject, and call it “winTextObject”:</w:t>
+      </w:r>
+    </w:p>
+    <w:p>
+      <w:r>
+        <w:t>public GameObject winTextObject;</w:t>
       </w:r>
     </w:p>
     <w:p>
@@ -2328,13 +1487,8 @@
       </w:r>
     </w:p>
     <w:p>
-      <w:proofErr w:type="spellStart"/>
-      <w:r>
-        <w:t>winTextObject.SetActive</w:t>
-      </w:r>
-      <w:proofErr w:type="spellEnd"/>
-      <w:r>
-        <w:t>(false);</w:t>
+      <w:r>
+        <w:t>winTextObject.SetActive(false);</w:t>
       </w:r>
     </w:p>
     <w:p>
@@ -2362,7 +1516,6 @@
       <w:r>
         <w:t>In the </w:t>
       </w:r>
-      <w:proofErr w:type="spellStart"/>
       <w:r>
         <w:rPr>
           <w:b/>
@@ -2370,7 +1523,6 @@
         </w:rPr>
         <w:t>SetCountText</w:t>
       </w:r>
-      <w:proofErr w:type="spellEnd"/>
       <w:r>
         <w:t> function, underneath the instruction setting the count value UI text, add the following IF statement:</w:t>
       </w:r>
@@ -2387,15 +1539,7 @@
     </w:p>
     <w:p>
       <w:r>
-        <w:t xml:space="preserve">           </w:t>
-      </w:r>
-      <w:proofErr w:type="spellStart"/>
-      <w:r>
-        <w:t>winTextObject.SetActive</w:t>
-      </w:r>
-      <w:proofErr w:type="spellEnd"/>
-      <w:r>
-        <w:t>(true);</w:t>
+        <w:t xml:space="preserve">           winTextObject.SetActive(true);</w:t>
       </w:r>
     </w:p>
     <w:p>
@@ -2412,62 +1556,22 @@
         <w:t>Important: </w:t>
       </w:r>
       <w:r>
-        <w:t xml:space="preserve">Make sure to change the number “12” to however many </w:t>
-      </w:r>
-      <w:proofErr w:type="spellStart"/>
-      <w:r>
-        <w:t>PickUp</w:t>
-      </w:r>
-      <w:proofErr w:type="spellEnd"/>
-      <w:r>
-        <w:t xml:space="preserve"> </w:t>
-      </w:r>
-      <w:proofErr w:type="spellStart"/>
-      <w:r>
-        <w:t>GameObjects</w:t>
-      </w:r>
-      <w:proofErr w:type="spellEnd"/>
-      <w:r>
-        <w:t xml:space="preserve"> you </w:t>
-      </w:r>
-      <w:proofErr w:type="gramStart"/>
-      <w:r>
-        <w:t>actually have</w:t>
-      </w:r>
-      <w:proofErr w:type="gramEnd"/>
-      <w:r>
-        <w:t xml:space="preserve"> in your game.</w:t>
-      </w:r>
-    </w:p>
-    <w:p>
-      <w:pPr>
-        <w:rPr>
-          <w:b/>
-          <w:bCs/>
-        </w:rPr>
-      </w:pPr>
-      <w:r>
-        <w:rPr>
-          <w:b/>
-          <w:bCs/>
-        </w:rPr>
-        <w:t xml:space="preserve">4. Assign the </w:t>
-      </w:r>
-      <w:proofErr w:type="spellStart"/>
-      <w:r>
-        <w:rPr>
-          <w:b/>
-          <w:bCs/>
-        </w:rPr>
-        <w:t>winTextObject</w:t>
-      </w:r>
-      <w:proofErr w:type="spellEnd"/>
-      <w:r>
-        <w:rPr>
-          <w:b/>
-          <w:bCs/>
-        </w:rPr>
-        <w:t xml:space="preserve"> variable in the Inspector window.</w:t>
+        <w:t>Make sure to change the number “12” to however many PickUp GameObjects you actually have in your game.</w:t>
+      </w:r>
+    </w:p>
+    <w:p>
+      <w:pPr>
+        <w:rPr>
+          <w:b/>
+          <w:bCs/>
+        </w:rPr>
+      </w:pPr>
+      <w:r>
+        <w:rPr>
+          <w:b/>
+          <w:bCs/>
+        </w:rPr>
+        <w:t>4. Assign the winTextObject variable in the Inspector window.</w:t>
       </w:r>
     </w:p>
     <w:p>
@@ -2478,6 +1582,7 @@
         </w:numPr>
       </w:pPr>
       <w:r>
+        <w:lastRenderedPageBreak/>
         <w:t>Save your script and return to Unity Editor.</w:t>
       </w:r>
     </w:p>
@@ -2499,15 +1604,7 @@
         <w:t>Player</w:t>
       </w:r>
       <w:r>
-        <w:t> </w:t>
-      </w:r>
-      <w:proofErr w:type="spellStart"/>
-      <w:r>
-        <w:t>GameObject</w:t>
-      </w:r>
-      <w:proofErr w:type="spellEnd"/>
-      <w:r>
-        <w:t xml:space="preserve"> in the </w:t>
+        <w:t> GameObject in the </w:t>
       </w:r>
       <w:r>
         <w:rPr>
@@ -2519,7 +1616,6 @@
       <w:r>
         <w:t>window, then drag the </w:t>
       </w:r>
-      <w:proofErr w:type="spellStart"/>
       <w:r>
         <w:rPr>
           <w:b/>
@@ -2527,17 +1623,8 @@
         </w:rPr>
         <w:t>WinText</w:t>
       </w:r>
-      <w:proofErr w:type="spellEnd"/>
-      <w:r>
-        <w:t> </w:t>
-      </w:r>
-      <w:proofErr w:type="spellStart"/>
-      <w:r>
-        <w:t>GameObject</w:t>
-      </w:r>
-      <w:proofErr w:type="spellEnd"/>
-      <w:r>
-        <w:t xml:space="preserve"> from the </w:t>
+      <w:r>
+        <w:t> GameObject from the </w:t>
       </w:r>
       <w:r>
         <w:rPr>
@@ -2562,6 +1649,10 @@
     </w:p>
     <w:p>
       <w:r>
+        <w:rPr>
+          <w:noProof/>
+        </w:rPr>
+        <w:lastRenderedPageBreak/>
         <w:drawing>
           <wp:inline distT="0" distB="0" distL="0" distR="0" wp14:anchorId="6FF94D84" wp14:editId="7F2E516E">
             <wp:extent cx="20117435" cy="8044815"/>
@@ -2580,7 +1671,7 @@
                     </pic:cNvPicPr>
                   </pic:nvPicPr>
                   <pic:blipFill>
-                    <a:blip r:embed="rId15">
+                    <a:blip r:embed="rId7">
                       <a:extLst>
                         <a:ext uri="{28A0092B-C50C-407E-A947-70E740481C1C}">
                           <a14:useLocalDpi xmlns:a14="http://schemas.microsoft.com/office/drawing/2010/main" val="0"/>
@@ -2624,6 +1715,7 @@
           <w:b/>
           <w:bCs/>
         </w:rPr>
+        <w:lastRenderedPageBreak/>
         <w:t>5. Test your game.</w:t>
       </w:r>
     </w:p>
@@ -2646,780 +1738,423 @@
         </w:numPr>
       </w:pPr>
       <w:r>
-        <w:t xml:space="preserve">The win text should be displayed when all </w:t>
-      </w:r>
-      <w:proofErr w:type="spellStart"/>
-      <w:r>
-        <w:t>PickUp</w:t>
-      </w:r>
-      <w:proofErr w:type="spellEnd"/>
+        <w:t>The win text should be displayed when all PickUp GameObjects are collected.</w:t>
+      </w:r>
+    </w:p>
+    <w:p>
+      <w:pPr>
+        <w:rPr>
+          <w:b/>
+          <w:bCs/>
+        </w:rPr>
+      </w:pPr>
+      <w:r>
+        <w:rPr>
+          <w:b/>
+          <w:bCs/>
+        </w:rPr>
+        <w:t>6. Final script sample</w:t>
+      </w:r>
+    </w:p>
+    <w:p>
+      <w:r>
+        <w:t>If your script is not working as expected, below is an example of what your code should look like at this point. The comments have been added to make the code more readable.</w:t>
+      </w:r>
+    </w:p>
+    <w:p>
+      <w:pPr>
+        <w:rPr>
+          <w:b/>
+          <w:bCs/>
+        </w:rPr>
+      </w:pPr>
+      <w:r>
+        <w:rPr>
+          <w:b/>
+          <w:bCs/>
+        </w:rPr>
+        <w:t>PlayerController.cs</w:t>
+      </w:r>
+    </w:p>
+    <w:p>
+      <w:r>
+        <w:t>using System.Collections;</w:t>
+      </w:r>
+    </w:p>
+    <w:p>
+      <w:r>
+        <w:t>using System.Collections.Generic;</w:t>
+      </w:r>
+    </w:p>
+    <w:p>
+      <w:r>
+        <w:t>using Unity.VisualScripting;</w:t>
+      </w:r>
+    </w:p>
+    <w:p>
+      <w:r>
+        <w:t>using UnityEngine;</w:t>
+      </w:r>
+    </w:p>
+    <w:p>
+      <w:r>
+        <w:t>using UnityEngine.InputSystem;</w:t>
+      </w:r>
+    </w:p>
+    <w:p>
+      <w:r>
+        <w:t>using TMPro;</w:t>
+      </w:r>
+    </w:p>
+    <w:p/>
+    <w:p>
+      <w:r>
+        <w:t>public class PlayerController : MonoBehaviour</w:t>
+      </w:r>
+    </w:p>
+    <w:p>
+      <w:r>
+        <w:t>{</w:t>
+      </w:r>
+    </w:p>
+    <w:p>
+      <w:r>
+        <w:t xml:space="preserve"> // Rigidbody of the player.</w:t>
+      </w:r>
+    </w:p>
+    <w:p>
+      <w:r>
+        <w:t xml:space="preserve"> private Rigidbody rb; </w:t>
+      </w:r>
+    </w:p>
+    <w:p/>
+    <w:p>
+      <w:r>
+        <w:t xml:space="preserve"> // Variable to keep track of collected "PickUp" objects.</w:t>
+      </w:r>
+    </w:p>
+    <w:p>
+      <w:r>
+        <w:t xml:space="preserve"> private int count;</w:t>
+      </w:r>
+    </w:p>
+    <w:p/>
+    <w:p>
+      <w:r>
+        <w:t xml:space="preserve"> // Movement along X and Y axes.</w:t>
+      </w:r>
+    </w:p>
+    <w:p>
+      <w:r>
+        <w:t xml:space="preserve"> private float movementX;</w:t>
+      </w:r>
+    </w:p>
+    <w:p>
+      <w:r>
+        <w:t xml:space="preserve"> private float movementY;</w:t>
+      </w:r>
+    </w:p>
+    <w:p/>
+    <w:p>
+      <w:r>
+        <w:t xml:space="preserve"> // Speed at which the player moves.</w:t>
+      </w:r>
+    </w:p>
+    <w:p>
+      <w:r>
+        <w:t xml:space="preserve"> public float speed = 0;</w:t>
+      </w:r>
+    </w:p>
+    <w:p/>
+    <w:p>
+      <w:r>
+        <w:lastRenderedPageBreak/>
+        <w:t xml:space="preserve"> // UI text component to display count of "PickUp" objects collected.</w:t>
+      </w:r>
+    </w:p>
+    <w:p>
+      <w:r>
+        <w:t xml:space="preserve"> public TextMeshProUGUI countText;</w:t>
+      </w:r>
+    </w:p>
+    <w:p/>
+    <w:p>
+      <w:r>
+        <w:t xml:space="preserve"> // UI object to display winning text.</w:t>
+      </w:r>
+    </w:p>
+    <w:p>
+      <w:r>
+        <w:t xml:space="preserve"> public GameObject winTextObject;</w:t>
+      </w:r>
+    </w:p>
+    <w:p/>
+    <w:p>
+      <w:r>
+        <w:t xml:space="preserve"> // Start is called before the first frame update.</w:t>
+      </w:r>
+    </w:p>
+    <w:p>
+      <w:r>
+        <w:t xml:space="preserve"> void Start()</w:t>
+      </w:r>
+    </w:p>
+    <w:p>
+      <w:r>
+        <w:t xml:space="preserve">    {</w:t>
+      </w:r>
+    </w:p>
+    <w:p>
+      <w:r>
+        <w:t xml:space="preserve"> // Get and store the Rigidbody component attached to the player.</w:t>
+      </w:r>
+    </w:p>
+    <w:p>
+      <w:r>
+        <w:t xml:space="preserve">        rb = GetComponent&lt;Rigidbody&gt;();</w:t>
+      </w:r>
+    </w:p>
+    <w:p/>
+    <w:p>
+      <w:r>
+        <w:t xml:space="preserve"> // Initialize count to zero.</w:t>
+      </w:r>
+    </w:p>
+    <w:p>
+      <w:r>
+        <w:t xml:space="preserve">        count = 0;</w:t>
+      </w:r>
+    </w:p>
+    <w:p/>
+    <w:p>
+      <w:r>
+        <w:t xml:space="preserve"> // Update the count display.</w:t>
+      </w:r>
+    </w:p>
+    <w:p>
+      <w:r>
+        <w:t xml:space="preserve">        SetCountText();</w:t>
+      </w:r>
+    </w:p>
+    <w:p/>
+    <w:p>
+      <w:r>
+        <w:t xml:space="preserve"> // Initially set the win text to be inactive.</w:t>
+      </w:r>
+    </w:p>
+    <w:p>
+      <w:r>
+        <w:t xml:space="preserve">        winTextObject.SetActive(false);</w:t>
+      </w:r>
+    </w:p>
+    <w:p>
+      <w:r>
+        <w:t xml:space="preserve">    }</w:t>
+      </w:r>
+    </w:p>
+    <w:p>
       <w:r>
         <w:t xml:space="preserve"> </w:t>
       </w:r>
-      <w:proofErr w:type="spellStart"/>
-      <w:r>
-        <w:t>GameObjects</w:t>
-      </w:r>
-      <w:proofErr w:type="spellEnd"/>
-      <w:r>
-        <w:t xml:space="preserve"> are collected.</w:t>
-      </w:r>
-    </w:p>
-    <w:p>
-      <w:r>
-        <w:t>Play Video</w:t>
-      </w:r>
-    </w:p>
-    <w:p>
-      <w:r>
-        <w:t>Mark step incomplete</w:t>
-      </w:r>
-    </w:p>
-    <w:p>
-      <w:r>
-        <w:rPr>
-          <w:b/>
-          <w:bCs/>
-        </w:rPr>
-        <w:t>Optional step</w:t>
-      </w:r>
-    </w:p>
-    <w:p>
-      <w:pPr>
-        <w:rPr>
-          <w:b/>
-          <w:bCs/>
-        </w:rPr>
-      </w:pPr>
-      <w:r>
-        <w:rPr>
-          <w:b/>
-          <w:bCs/>
-        </w:rPr>
-        <w:t>6. Final script sample</w:t>
-      </w:r>
-    </w:p>
-    <w:p>
-      <w:r>
-        <w:rPr>
-          <w:b/>
-          <w:bCs/>
-        </w:rPr>
-        <w:t>Q&amp;A (0)</w:t>
-      </w:r>
-    </w:p>
-    <w:p>
-      <w:r>
-        <w:t>If your script is not working as expected, below is an example of what your code should look like at this point. The comments have been added to make the code more readable.</w:t>
-      </w:r>
-    </w:p>
-    <w:p>
-      <w:pPr>
-        <w:rPr>
-          <w:b/>
-          <w:bCs/>
-        </w:rPr>
-      </w:pPr>
-      <w:proofErr w:type="spellStart"/>
-      <w:r>
-        <w:rPr>
-          <w:b/>
-          <w:bCs/>
-        </w:rPr>
-        <w:t>PlayerController.cs</w:t>
-      </w:r>
-      <w:proofErr w:type="spellEnd"/>
-    </w:p>
-    <w:p>
-      <w:r>
-        <w:t xml:space="preserve">using </w:t>
-      </w:r>
-      <w:proofErr w:type="spellStart"/>
-      <w:r>
-        <w:t>System.Collections</w:t>
-      </w:r>
-      <w:proofErr w:type="spellEnd"/>
-      <w:r>
-        <w:t>;</w:t>
-      </w:r>
-    </w:p>
-    <w:p>
-      <w:r>
-        <w:t xml:space="preserve">using </w:t>
-      </w:r>
-      <w:proofErr w:type="spellStart"/>
-      <w:proofErr w:type="gramStart"/>
-      <w:r>
-        <w:t>System.Collections.Generic</w:t>
-      </w:r>
-      <w:proofErr w:type="spellEnd"/>
-      <w:proofErr w:type="gramEnd"/>
-      <w:r>
-        <w:t>;</w:t>
-      </w:r>
-    </w:p>
-    <w:p>
-      <w:r>
-        <w:t xml:space="preserve">using </w:t>
-      </w:r>
-      <w:proofErr w:type="spellStart"/>
-      <w:r>
-        <w:t>Unity.VisualScripting</w:t>
-      </w:r>
-      <w:proofErr w:type="spellEnd"/>
-      <w:r>
-        <w:t>;</w:t>
-      </w:r>
-    </w:p>
-    <w:p>
-      <w:r>
-        <w:t xml:space="preserve">using </w:t>
-      </w:r>
-      <w:proofErr w:type="spellStart"/>
-      <w:r>
-        <w:t>UnityEngine</w:t>
-      </w:r>
-      <w:proofErr w:type="spellEnd"/>
-      <w:r>
-        <w:t>;</w:t>
-      </w:r>
-    </w:p>
-    <w:p>
-      <w:r>
-        <w:t xml:space="preserve">using </w:t>
-      </w:r>
-      <w:proofErr w:type="spellStart"/>
-      <w:r>
-        <w:t>UnityEngine.InputSystem</w:t>
-      </w:r>
-      <w:proofErr w:type="spellEnd"/>
-      <w:r>
-        <w:t>;</w:t>
-      </w:r>
-    </w:p>
-    <w:p>
-      <w:r>
-        <w:t xml:space="preserve">using </w:t>
-      </w:r>
-      <w:proofErr w:type="spellStart"/>
-      <w:r>
-        <w:t>TMPro</w:t>
-      </w:r>
-      <w:proofErr w:type="spellEnd"/>
-      <w:r>
-        <w:t>;</w:t>
+    </w:p>
+    <w:p>
+      <w:r>
+        <w:t xml:space="preserve"> // This function is called when a move input is detected.</w:t>
+      </w:r>
+    </w:p>
+    <w:p>
+      <w:r>
+        <w:t xml:space="preserve"> void OnMove(InputValue movementValue)</w:t>
+      </w:r>
+    </w:p>
+    <w:p>
+      <w:r>
+        <w:t xml:space="preserve">    {</w:t>
+      </w:r>
+    </w:p>
+    <w:p>
+      <w:r>
+        <w:t xml:space="preserve"> // Convert the input value into a Vector2 for movement.</w:t>
+      </w:r>
+    </w:p>
+    <w:p>
+      <w:r>
+        <w:t xml:space="preserve">        Vector2 movementVector = movementValue.Get&lt;Vector2&gt;();</w:t>
       </w:r>
     </w:p>
     <w:p/>
     <w:p>
       <w:r>
-        <w:t xml:space="preserve">public class </w:t>
-      </w:r>
-      <w:proofErr w:type="spellStart"/>
-      <w:proofErr w:type="gramStart"/>
-      <w:r>
-        <w:t>PlayerController</w:t>
-      </w:r>
-      <w:proofErr w:type="spellEnd"/>
-      <w:r>
-        <w:t xml:space="preserve"> :</w:t>
-      </w:r>
-      <w:proofErr w:type="gramEnd"/>
+        <w:t xml:space="preserve"> // Store the X and Y components of the movement.</w:t>
+      </w:r>
+    </w:p>
+    <w:p>
+      <w:r>
+        <w:lastRenderedPageBreak/>
+        <w:t xml:space="preserve">        movementX = movementVector.x; </w:t>
+      </w:r>
+    </w:p>
+    <w:p>
+      <w:r>
+        <w:t xml:space="preserve">        movementY = movementVector.y; </w:t>
+      </w:r>
+    </w:p>
+    <w:p>
+      <w:r>
+        <w:t xml:space="preserve">    }</w:t>
+      </w:r>
+    </w:p>
+    <w:p/>
+    <w:p>
+      <w:r>
+        <w:t xml:space="preserve"> // FixedUpdate is called once per fixed frame-rate frame.</w:t>
+      </w:r>
+    </w:p>
+    <w:p>
+      <w:r>
+        <w:t xml:space="preserve"> void FixedUpdate() </w:t>
+      </w:r>
+    </w:p>
+    <w:p>
+      <w:r>
+        <w:t xml:space="preserve">    {</w:t>
+      </w:r>
+    </w:p>
+    <w:p>
+      <w:r>
+        <w:t xml:space="preserve"> // Create a 3D movement vector using the X and Y inputs.</w:t>
+      </w:r>
+    </w:p>
+    <w:p>
+      <w:r>
+        <w:t xml:space="preserve">        Vector3 movement = new Vector3 (movementX, 0.0f, movementY);</w:t>
+      </w:r>
+    </w:p>
+    <w:p/>
+    <w:p>
+      <w:r>
+        <w:t xml:space="preserve"> // Apply force to the Rigidbody to move the player.</w:t>
+      </w:r>
+    </w:p>
+    <w:p>
+      <w:r>
+        <w:t xml:space="preserve">        rb.AddForce(movement * speed); </w:t>
+      </w:r>
+    </w:p>
+    <w:p>
+      <w:r>
+        <w:t xml:space="preserve">    }</w:t>
+      </w:r>
+    </w:p>
+    <w:p/>
+    <w:p>
       <w:r>
         <w:t xml:space="preserve"> </w:t>
       </w:r>
-      <w:proofErr w:type="spellStart"/>
-      <w:r>
-        <w:t>MonoBehaviour</w:t>
-      </w:r>
-      <w:proofErr w:type="spellEnd"/>
-    </w:p>
-    <w:p>
-      <w:r>
-        <w:t>{</w:t>
-      </w:r>
-    </w:p>
-    <w:p>
-      <w:r>
-        <w:t xml:space="preserve"> // </w:t>
-      </w:r>
-      <w:proofErr w:type="spellStart"/>
-      <w:r>
-        <w:t>Rigidbody</w:t>
-      </w:r>
-      <w:proofErr w:type="spellEnd"/>
-      <w:r>
-        <w:t xml:space="preserve"> of the player.</w:t>
-      </w:r>
-    </w:p>
-    <w:p>
-      <w:r>
-        <w:t xml:space="preserve"> private </w:t>
-      </w:r>
-      <w:proofErr w:type="spellStart"/>
-      <w:r>
-        <w:t>Rigidbody</w:t>
-      </w:r>
-      <w:proofErr w:type="spellEnd"/>
-      <w:r>
-        <w:t xml:space="preserve"> </w:t>
-      </w:r>
-      <w:proofErr w:type="spellStart"/>
-      <w:r>
-        <w:t>rb</w:t>
-      </w:r>
-      <w:proofErr w:type="spellEnd"/>
-      <w:r>
-        <w:t xml:space="preserve">; </w:t>
+    </w:p>
+    <w:p>
+      <w:r>
+        <w:t xml:space="preserve"> void OnTriggerEnter(Collider other) </w:t>
+      </w:r>
+    </w:p>
+    <w:p>
+      <w:r>
+        <w:t xml:space="preserve">    {</w:t>
+      </w:r>
+    </w:p>
+    <w:p>
+      <w:r>
+        <w:t xml:space="preserve"> // Check if the object the player collided with has the "PickUp" tag.</w:t>
+      </w:r>
+    </w:p>
+    <w:p>
+      <w:r>
+        <w:t xml:space="preserve"> if (other.gameObject.CompareTag("PickUp")) </w:t>
+      </w:r>
+    </w:p>
+    <w:p>
+      <w:r>
+        <w:t xml:space="preserve">        {</w:t>
+      </w:r>
+    </w:p>
+    <w:p>
+      <w:r>
+        <w:t xml:space="preserve"> // Deactivate the collided object (making it disappear).</w:t>
+      </w:r>
+    </w:p>
+    <w:p>
+      <w:r>
+        <w:t xml:space="preserve">            other.gameObject.SetActive(false);</w:t>
       </w:r>
     </w:p>
     <w:p/>
     <w:p>
       <w:r>
-        <w:t xml:space="preserve"> // Variable to keep track of collected "</w:t>
-      </w:r>
-      <w:proofErr w:type="spellStart"/>
-      <w:r>
-        <w:t>PickUp</w:t>
-      </w:r>
-      <w:proofErr w:type="spellEnd"/>
-      <w:r>
-        <w:t>" objects.</w:t>
-      </w:r>
-    </w:p>
-    <w:p>
-      <w:r>
-        <w:t xml:space="preserve"> private int count;</w:t>
+        <w:t xml:space="preserve"> // Increment the count of "PickUp" objects collected.</w:t>
+      </w:r>
+    </w:p>
+    <w:p>
+      <w:r>
+        <w:t xml:space="preserve">            count = count + 1;</w:t>
       </w:r>
     </w:p>
     <w:p/>
     <w:p>
       <w:r>
-        <w:t xml:space="preserve"> // Movement along X and Y axes.</w:t>
-      </w:r>
-    </w:p>
-    <w:p>
-      <w:r>
-        <w:t xml:space="preserve"> private float </w:t>
-      </w:r>
-      <w:proofErr w:type="spellStart"/>
-      <w:r>
-        <w:t>movementX</w:t>
-      </w:r>
-      <w:proofErr w:type="spellEnd"/>
-      <w:r>
-        <w:t>;</w:t>
-      </w:r>
-    </w:p>
-    <w:p>
-      <w:r>
-        <w:t xml:space="preserve"> private float </w:t>
-      </w:r>
-      <w:proofErr w:type="spellStart"/>
-      <w:r>
-        <w:t>movementY</w:t>
-      </w:r>
-      <w:proofErr w:type="spellEnd"/>
-      <w:r>
-        <w:t>;</w:t>
+        <w:t xml:space="preserve"> // Update the count display.</w:t>
+      </w:r>
+    </w:p>
+    <w:p>
+      <w:r>
+        <w:t xml:space="preserve">            SetCountText();</w:t>
+      </w:r>
+    </w:p>
+    <w:p>
+      <w:r>
+        <w:t xml:space="preserve">        }</w:t>
+      </w:r>
+    </w:p>
+    <w:p>
+      <w:r>
+        <w:lastRenderedPageBreak/>
+        <w:t xml:space="preserve">    }</w:t>
       </w:r>
     </w:p>
     <w:p/>
     <w:p>
       <w:r>
-        <w:t xml:space="preserve"> // Speed at which the player moves.</w:t>
-      </w:r>
-    </w:p>
-    <w:p>
-      <w:r>
-        <w:t xml:space="preserve"> public float speed = 0;</w:t>
+        <w:t xml:space="preserve"> // Function to update the displayed count of "PickUp" objects collected.</w:t>
+      </w:r>
+    </w:p>
+    <w:p>
+      <w:r>
+        <w:t xml:space="preserve"> void SetCountText() </w:t>
+      </w:r>
+    </w:p>
+    <w:p>
+      <w:r>
+        <w:t xml:space="preserve">    {</w:t>
+      </w:r>
+    </w:p>
+    <w:p>
+      <w:r>
+        <w:t xml:space="preserve"> // Update the count text with the current count.</w:t>
+      </w:r>
+    </w:p>
+    <w:p>
+      <w:r>
+        <w:t xml:space="preserve">        countText.text = "Count: " + count.ToString();</w:t>
       </w:r>
     </w:p>
     <w:p/>
     <w:p>
       <w:r>
-        <w:t xml:space="preserve"> // UI text component to display count of "</w:t>
-      </w:r>
-      <w:proofErr w:type="spellStart"/>
-      <w:r>
-        <w:t>PickUp</w:t>
-      </w:r>
-      <w:proofErr w:type="spellEnd"/>
-      <w:r>
-        <w:t>" objects collected.</w:t>
-      </w:r>
-    </w:p>
-    <w:p>
-      <w:r>
-        <w:t xml:space="preserve"> public </w:t>
-      </w:r>
-      <w:proofErr w:type="spellStart"/>
-      <w:r>
-        <w:t>TextMeshProUGUI</w:t>
-      </w:r>
-      <w:proofErr w:type="spellEnd"/>
-      <w:r>
-        <w:t xml:space="preserve"> </w:t>
-      </w:r>
-      <w:proofErr w:type="spellStart"/>
-      <w:r>
-        <w:t>countText</w:t>
-      </w:r>
-      <w:proofErr w:type="spellEnd"/>
-      <w:r>
-        <w:t>;</w:t>
-      </w:r>
-    </w:p>
-    <w:p/>
-    <w:p>
-      <w:r>
-        <w:t xml:space="preserve"> // UI object to display winning text.</w:t>
-      </w:r>
-    </w:p>
-    <w:p>
-      <w:r>
-        <w:t xml:space="preserve"> public </w:t>
-      </w:r>
-      <w:proofErr w:type="spellStart"/>
-      <w:r>
-        <w:t>GameObject</w:t>
-      </w:r>
-      <w:proofErr w:type="spellEnd"/>
-      <w:r>
-        <w:t xml:space="preserve"> </w:t>
-      </w:r>
-      <w:proofErr w:type="spellStart"/>
-      <w:r>
-        <w:t>winTextObject</w:t>
-      </w:r>
-      <w:proofErr w:type="spellEnd"/>
-      <w:r>
-        <w:t>;</w:t>
-      </w:r>
-    </w:p>
-    <w:p/>
-    <w:p>
-      <w:r>
-        <w:t xml:space="preserve"> // Start is called before the first frame update.</w:t>
-      </w:r>
-    </w:p>
-    <w:p>
-      <w:r>
-        <w:t xml:space="preserve"> void </w:t>
-      </w:r>
-      <w:proofErr w:type="gramStart"/>
-      <w:r>
-        <w:t>Start(</w:t>
-      </w:r>
-      <w:proofErr w:type="gramEnd"/>
-      <w:r>
-        <w:t>)</w:t>
-      </w:r>
-    </w:p>
-    <w:p>
-      <w:r>
-        <w:t xml:space="preserve">    {</w:t>
-      </w:r>
-    </w:p>
-    <w:p>
-      <w:r>
-        <w:t xml:space="preserve"> // Get and store the </w:t>
-      </w:r>
-      <w:proofErr w:type="spellStart"/>
-      <w:r>
-        <w:t>Rigidbody</w:t>
-      </w:r>
-      <w:proofErr w:type="spellEnd"/>
-      <w:r>
-        <w:t xml:space="preserve"> component attached to the player.</w:t>
-      </w:r>
-    </w:p>
-    <w:p>
-      <w:r>
-        <w:t xml:space="preserve">        </w:t>
-      </w:r>
-      <w:proofErr w:type="spellStart"/>
-      <w:r>
-        <w:t>rb</w:t>
-      </w:r>
-      <w:proofErr w:type="spellEnd"/>
-      <w:r>
-        <w:t xml:space="preserve"> = </w:t>
-      </w:r>
-      <w:proofErr w:type="spellStart"/>
-      <w:r>
-        <w:t>GetComponent</w:t>
-      </w:r>
-      <w:proofErr w:type="spellEnd"/>
-      <w:r>
-        <w:t>&lt;</w:t>
-      </w:r>
-      <w:proofErr w:type="spellStart"/>
-      <w:r>
-        <w:t>Rigidbody</w:t>
-      </w:r>
-      <w:proofErr w:type="spellEnd"/>
-      <w:proofErr w:type="gramStart"/>
-      <w:r>
-        <w:t>&gt;(</w:t>
-      </w:r>
-      <w:proofErr w:type="gramEnd"/>
-      <w:r>
-        <w:t>);</w:t>
-      </w:r>
-    </w:p>
-    <w:p/>
-    <w:p>
-      <w:r>
-        <w:t xml:space="preserve"> // Initialize count to zero.</w:t>
-      </w:r>
-    </w:p>
-    <w:p>
-      <w:r>
-        <w:t xml:space="preserve">        count = 0;</w:t>
-      </w:r>
-    </w:p>
-    <w:p/>
-    <w:p>
-      <w:r>
-        <w:t xml:space="preserve"> // Update the count display.</w:t>
-      </w:r>
-    </w:p>
-    <w:p>
-      <w:r>
-        <w:t xml:space="preserve">        </w:t>
-      </w:r>
-      <w:proofErr w:type="spellStart"/>
-      <w:proofErr w:type="gramStart"/>
-      <w:r>
-        <w:t>SetCountText</w:t>
-      </w:r>
-      <w:proofErr w:type="spellEnd"/>
-      <w:r>
-        <w:t>(</w:t>
-      </w:r>
-      <w:proofErr w:type="gramEnd"/>
-      <w:r>
-        <w:t>);</w:t>
-      </w:r>
-    </w:p>
-    <w:p/>
-    <w:p>
-      <w:r>
-        <w:t xml:space="preserve"> // Initially set the win text to be inactive.</w:t>
-      </w:r>
-    </w:p>
-    <w:p>
-      <w:r>
-        <w:t xml:space="preserve">        </w:t>
-      </w:r>
-      <w:proofErr w:type="spellStart"/>
-      <w:r>
-        <w:t>winTextObject.SetActive</w:t>
-      </w:r>
-      <w:proofErr w:type="spellEnd"/>
-      <w:r>
-        <w:t>(false);</w:t>
-      </w:r>
-    </w:p>
-    <w:p>
-      <w:r>
-        <w:t xml:space="preserve">    }</w:t>
-      </w:r>
-    </w:p>
-    <w:p>
-      <w:r>
-        <w:t xml:space="preserve"> </w:t>
-      </w:r>
-    </w:p>
-    <w:p>
-      <w:r>
-        <w:t xml:space="preserve"> // This function is called when a move input is detected.</w:t>
-      </w:r>
-    </w:p>
-    <w:p>
-      <w:r>
-        <w:t xml:space="preserve"> void </w:t>
-      </w:r>
-      <w:proofErr w:type="spellStart"/>
-      <w:proofErr w:type="gramStart"/>
-      <w:r>
-        <w:t>OnMove</w:t>
-      </w:r>
-      <w:proofErr w:type="spellEnd"/>
-      <w:r>
-        <w:t>(</w:t>
-      </w:r>
-      <w:proofErr w:type="spellStart"/>
-      <w:proofErr w:type="gramEnd"/>
-      <w:r>
-        <w:t>InputValue</w:t>
-      </w:r>
-      <w:proofErr w:type="spellEnd"/>
-      <w:r>
-        <w:t xml:space="preserve"> </w:t>
-      </w:r>
-      <w:proofErr w:type="spellStart"/>
-      <w:r>
-        <w:t>movementValue</w:t>
-      </w:r>
-      <w:proofErr w:type="spellEnd"/>
-      <w:r>
-        <w:t>)</w:t>
-      </w:r>
-    </w:p>
-    <w:p>
-      <w:r>
-        <w:t xml:space="preserve">    {</w:t>
-      </w:r>
-    </w:p>
-    <w:p>
-      <w:r>
-        <w:t xml:space="preserve"> // Convert the input value into a Vector2 for movement.</w:t>
-      </w:r>
-    </w:p>
-    <w:p>
-      <w:r>
-        <w:t xml:space="preserve">        Vector2 </w:t>
-      </w:r>
-      <w:proofErr w:type="spellStart"/>
-      <w:r>
-        <w:t>movementVector</w:t>
-      </w:r>
-      <w:proofErr w:type="spellEnd"/>
-      <w:r>
-        <w:t xml:space="preserve"> = </w:t>
-      </w:r>
-      <w:proofErr w:type="spellStart"/>
-      <w:r>
-        <w:t>movementValue.Get</w:t>
-      </w:r>
-      <w:proofErr w:type="spellEnd"/>
-      <w:r>
-        <w:t>&lt;Vector2</w:t>
-      </w:r>
-      <w:proofErr w:type="gramStart"/>
-      <w:r>
-        <w:t>&gt;(</w:t>
-      </w:r>
-      <w:proofErr w:type="gramEnd"/>
-      <w:r>
-        <w:t>);</w:t>
-      </w:r>
-    </w:p>
-    <w:p/>
-    <w:p>
-      <w:r>
-        <w:t xml:space="preserve"> // Store the X and Y components of the movement.</w:t>
-      </w:r>
-    </w:p>
-    <w:p>
-      <w:r>
-        <w:t xml:space="preserve">        </w:t>
-      </w:r>
-      <w:proofErr w:type="spellStart"/>
-      <w:r>
-        <w:t>movementX</w:t>
-      </w:r>
-      <w:proofErr w:type="spellEnd"/>
-      <w:r>
-        <w:t xml:space="preserve"> = </w:t>
-      </w:r>
-      <w:proofErr w:type="spellStart"/>
-      <w:r>
-        <w:t>movementVector.x</w:t>
-      </w:r>
-      <w:proofErr w:type="spellEnd"/>
-      <w:r>
-        <w:t xml:space="preserve">; </w:t>
-      </w:r>
-    </w:p>
-    <w:p>
-      <w:r>
-        <w:t xml:space="preserve">        </w:t>
-      </w:r>
-      <w:proofErr w:type="spellStart"/>
-      <w:r>
-        <w:t>movementY</w:t>
-      </w:r>
-      <w:proofErr w:type="spellEnd"/>
-      <w:r>
-        <w:t xml:space="preserve"> = </w:t>
-      </w:r>
-      <w:proofErr w:type="spellStart"/>
-      <w:r>
-        <w:t>movementVector.y</w:t>
-      </w:r>
-      <w:proofErr w:type="spellEnd"/>
-      <w:r>
-        <w:t xml:space="preserve">; </w:t>
-      </w:r>
-    </w:p>
-    <w:p>
-      <w:r>
-        <w:t xml:space="preserve">    }</w:t>
-      </w:r>
-    </w:p>
-    <w:p/>
-    <w:p>
-      <w:r>
-        <w:t xml:space="preserve"> // </w:t>
-      </w:r>
-      <w:proofErr w:type="spellStart"/>
-      <w:r>
-        <w:t>FixedUpdate</w:t>
-      </w:r>
-      <w:proofErr w:type="spellEnd"/>
-      <w:r>
-        <w:t xml:space="preserve"> is called once per fixed frame-rate frame.</w:t>
-      </w:r>
-    </w:p>
-    <w:p>
-      <w:r>
-        <w:t xml:space="preserve"> void </w:t>
-      </w:r>
-      <w:proofErr w:type="spellStart"/>
-      <w:proofErr w:type="gramStart"/>
-      <w:r>
-        <w:t>FixedUpdate</w:t>
-      </w:r>
-      <w:proofErr w:type="spellEnd"/>
-      <w:r>
-        <w:t>(</w:t>
-      </w:r>
-      <w:proofErr w:type="gramEnd"/>
-      <w:r>
-        <w:t xml:space="preserve">) </w:t>
-      </w:r>
-    </w:p>
-    <w:p>
-      <w:r>
-        <w:t xml:space="preserve">    {</w:t>
-      </w:r>
-    </w:p>
-    <w:p>
-      <w:r>
-        <w:t xml:space="preserve"> // Create a 3D movement vector using the X and Y inputs.</w:t>
-      </w:r>
-    </w:p>
-    <w:p>
-      <w:r>
-        <w:t xml:space="preserve">        Vector3 movement = new Vector3 (</w:t>
-      </w:r>
-      <w:proofErr w:type="spellStart"/>
-      <w:r>
-        <w:t>movementX</w:t>
-      </w:r>
-      <w:proofErr w:type="spellEnd"/>
-      <w:r>
-        <w:t xml:space="preserve">, 0.0f, </w:t>
-      </w:r>
-      <w:proofErr w:type="spellStart"/>
-      <w:r>
-        <w:t>movementY</w:t>
-      </w:r>
-      <w:proofErr w:type="spellEnd"/>
-      <w:r>
-        <w:t>);</w:t>
-      </w:r>
-    </w:p>
-    <w:p/>
-    <w:p>
-      <w:r>
-        <w:t xml:space="preserve"> // Apply force to the </w:t>
-      </w:r>
-      <w:proofErr w:type="spellStart"/>
-      <w:r>
-        <w:t>Rigidbody</w:t>
-      </w:r>
-      <w:proofErr w:type="spellEnd"/>
-      <w:r>
-        <w:t xml:space="preserve"> to move the player.</w:t>
-      </w:r>
-    </w:p>
-    <w:p>
-      <w:r>
-        <w:t xml:space="preserve">        </w:t>
-      </w:r>
-      <w:proofErr w:type="spellStart"/>
-      <w:proofErr w:type="gramStart"/>
-      <w:r>
-        <w:t>rb.AddForce</w:t>
-      </w:r>
-      <w:proofErr w:type="spellEnd"/>
-      <w:proofErr w:type="gramEnd"/>
-      <w:r>
-        <w:t xml:space="preserve">(movement * speed); </w:t>
-      </w:r>
-    </w:p>
-    <w:p>
-      <w:r>
-        <w:t xml:space="preserve">    }</w:t>
-      </w:r>
-    </w:p>
-    <w:p/>
-    <w:p>
-      <w:r>
-        <w:t xml:space="preserve"> </w:t>
-      </w:r>
-    </w:p>
-    <w:p>
-      <w:r>
-        <w:t xml:space="preserve"> void </w:t>
-      </w:r>
-      <w:proofErr w:type="spellStart"/>
-      <w:proofErr w:type="gramStart"/>
-      <w:r>
-        <w:t>OnTriggerEnter</w:t>
-      </w:r>
-      <w:proofErr w:type="spellEnd"/>
-      <w:r>
-        <w:t>(</w:t>
-      </w:r>
-      <w:proofErr w:type="gramEnd"/>
-      <w:r>
-        <w:t xml:space="preserve">Collider other) </w:t>
-      </w:r>
-    </w:p>
-    <w:p>
-      <w:r>
-        <w:t xml:space="preserve">    {</w:t>
-      </w:r>
-    </w:p>
-    <w:p>
-      <w:r>
-        <w:t xml:space="preserve"> // Check if the object the player collided with has the "</w:t>
-      </w:r>
-      <w:proofErr w:type="spellStart"/>
-      <w:r>
-        <w:t>PickUp</w:t>
-      </w:r>
-      <w:proofErr w:type="spellEnd"/>
-      <w:r>
-        <w:t>" tag.</w:t>
-      </w:r>
-    </w:p>
-    <w:p>
-      <w:r>
-        <w:t xml:space="preserve"> if (</w:t>
-      </w:r>
-      <w:proofErr w:type="spellStart"/>
-      <w:proofErr w:type="gramStart"/>
-      <w:r>
-        <w:t>other.gameObject.CompareTag</w:t>
-      </w:r>
-      <w:proofErr w:type="spellEnd"/>
-      <w:proofErr w:type="gramEnd"/>
-      <w:r>
-        <w:t>("</w:t>
-      </w:r>
-      <w:proofErr w:type="spellStart"/>
-      <w:r>
-        <w:t>PickUp</w:t>
-      </w:r>
-      <w:proofErr w:type="spellEnd"/>
-      <w:r>
-        <w:t xml:space="preserve">")) </w:t>
+        <w:t xml:space="preserve"> // Check if the count has reached or exceeded the win condition.</w:t>
+      </w:r>
+    </w:p>
+    <w:p>
+      <w:r>
+        <w:t xml:space="preserve"> if (count &gt;= 12)</w:t>
       </w:r>
     </w:p>
     <w:p>
@@ -3429,174 +2164,12 @@
     </w:p>
     <w:p>
       <w:r>
-        <w:t xml:space="preserve"> // Deactivate the collided object (making it disappear).</w:t>
-      </w:r>
-    </w:p>
-    <w:p>
-      <w:r>
-        <w:t xml:space="preserve">            </w:t>
-      </w:r>
-      <w:proofErr w:type="spellStart"/>
-      <w:proofErr w:type="gramStart"/>
-      <w:r>
-        <w:t>other.gameObject.SetActive</w:t>
-      </w:r>
-      <w:proofErr w:type="spellEnd"/>
-      <w:proofErr w:type="gramEnd"/>
-      <w:r>
-        <w:t>(false);</w:t>
-      </w:r>
-    </w:p>
-    <w:p/>
-    <w:p>
-      <w:r>
-        <w:t xml:space="preserve"> // Increment the count of "</w:t>
-      </w:r>
-      <w:proofErr w:type="spellStart"/>
-      <w:r>
-        <w:t>PickUp</w:t>
-      </w:r>
-      <w:proofErr w:type="spellEnd"/>
-      <w:r>
-        <w:t>" objects collected.</w:t>
-      </w:r>
-    </w:p>
-    <w:p>
-      <w:r>
-        <w:t xml:space="preserve">            count = count + 1;</w:t>
-      </w:r>
-    </w:p>
-    <w:p/>
-    <w:p>
-      <w:r>
-        <w:t xml:space="preserve"> // Update the count display.</w:t>
-      </w:r>
-    </w:p>
-    <w:p>
-      <w:r>
-        <w:t xml:space="preserve">            </w:t>
-      </w:r>
-      <w:proofErr w:type="spellStart"/>
-      <w:proofErr w:type="gramStart"/>
-      <w:r>
-        <w:t>SetCountText</w:t>
-      </w:r>
-      <w:proofErr w:type="spellEnd"/>
-      <w:r>
-        <w:t>(</w:t>
-      </w:r>
-      <w:proofErr w:type="gramEnd"/>
-      <w:r>
-        <w:t>);</w:t>
-      </w:r>
-    </w:p>
-    <w:p>
-      <w:r>
-        <w:t xml:space="preserve">        }</w:t>
-      </w:r>
-    </w:p>
-    <w:p>
-      <w:r>
-        <w:t xml:space="preserve">    }</w:t>
-      </w:r>
-    </w:p>
-    <w:p/>
-    <w:p>
-      <w:r>
-        <w:t xml:space="preserve"> // Function to update the displayed count of "</w:t>
-      </w:r>
-      <w:proofErr w:type="spellStart"/>
-      <w:r>
-        <w:t>PickUp</w:t>
-      </w:r>
-      <w:proofErr w:type="spellEnd"/>
-      <w:r>
-        <w:t>" objects collected.</w:t>
-      </w:r>
-    </w:p>
-    <w:p>
-      <w:r>
-        <w:t xml:space="preserve"> void </w:t>
-      </w:r>
-      <w:proofErr w:type="spellStart"/>
-      <w:proofErr w:type="gramStart"/>
-      <w:r>
-        <w:t>SetCountText</w:t>
-      </w:r>
-      <w:proofErr w:type="spellEnd"/>
-      <w:r>
-        <w:t>(</w:t>
-      </w:r>
-      <w:proofErr w:type="gramEnd"/>
-      <w:r>
-        <w:t xml:space="preserve">) </w:t>
-      </w:r>
-    </w:p>
-    <w:p>
-      <w:r>
-        <w:t xml:space="preserve">    {</w:t>
-      </w:r>
-    </w:p>
-    <w:p>
-      <w:r>
-        <w:t xml:space="preserve"> // Update the count text with the current count.</w:t>
-      </w:r>
-    </w:p>
-    <w:p>
-      <w:r>
-        <w:t xml:space="preserve">        </w:t>
-      </w:r>
-      <w:proofErr w:type="spellStart"/>
-      <w:r>
-        <w:t>countText.text</w:t>
-      </w:r>
-      <w:proofErr w:type="spellEnd"/>
-      <w:r>
-        <w:t xml:space="preserve"> = "Count: " + </w:t>
-      </w:r>
-      <w:proofErr w:type="spellStart"/>
-      <w:proofErr w:type="gramStart"/>
-      <w:r>
-        <w:t>count.ToString</w:t>
-      </w:r>
-      <w:proofErr w:type="spellEnd"/>
-      <w:proofErr w:type="gramEnd"/>
-      <w:r>
-        <w:t>();</w:t>
-      </w:r>
-    </w:p>
-    <w:p/>
-    <w:p>
-      <w:r>
-        <w:t xml:space="preserve"> // Check if the count has reached or exceeded the win condition.</w:t>
-      </w:r>
-    </w:p>
-    <w:p>
-      <w:r>
-        <w:t xml:space="preserve"> if (count &gt;= 12)</w:t>
-      </w:r>
-    </w:p>
-    <w:p>
-      <w:r>
-        <w:t xml:space="preserve">        {</w:t>
-      </w:r>
-    </w:p>
-    <w:p>
-      <w:r>
         <w:t xml:space="preserve"> // Display the win text.</w:t>
       </w:r>
     </w:p>
     <w:p>
       <w:r>
-        <w:t xml:space="preserve">            </w:t>
-      </w:r>
-      <w:proofErr w:type="spellStart"/>
-      <w:r>
-        <w:t>winTextObject.SetActive</w:t>
-      </w:r>
-      <w:proofErr w:type="spellEnd"/>
-      <w:r>
-        <w:t>(true);</w:t>
+        <w:t xml:space="preserve">            winTextObject.SetActive(true);</w:t>
       </w:r>
     </w:p>
     <w:p>
@@ -3626,7 +2199,7 @@
 </file>
 
 <file path=word/numbering.xml><?xml version="1.0" encoding="utf-8"?>
-<w:numbering xmlns:wpc="http://schemas.microsoft.com/office/word/2010/wordprocessingCanvas" xmlns:cx="http://schemas.microsoft.com/office/drawing/2014/chartex" xmlns:cx1="http://schemas.microsoft.com/office/drawing/2015/9/8/chartex" xmlns:cx2="http://schemas.microsoft.com/office/drawing/2015/10/21/chartex" xmlns:cx3="http://schemas.microsoft.com/office/drawing/2016/5/9/chartex" xmlns:cx4="http://schemas.microsoft.com/office/drawing/2016/5/10/chartex" xmlns:cx5="http://schemas.microsoft.com/office/drawing/2016/5/11/chartex" xmlns:cx6="http://schemas.microsoft.com/office/drawing/2016/5/12/chartex" xmlns:cx7="http://schemas.microsoft.com/office/drawing/2016/5/13/chartex" xmlns:cx8="http://schemas.microsoft.com/office/drawing/2016/5/14/chartex" xmlns:mc="http://schemas.openxmlformats.org/markup-compatibility/2006" xmlns:aink="http://schemas.microsoft.com/office/drawing/2016/ink" xmlns:am3d="http://schemas.microsoft.com/office/drawing/2017/model3d" xmlns:o="urn:schemas-microsoft-com:office:office" xmlns:oel="http://schemas.microsoft.com/office/2019/extlst" xmlns:r="http://schemas.openxmlformats.org/officeDocument/2006/relationships" xmlns:m="http://schemas.openxmlformats.org/officeDocument/2006/math" xmlns:v="urn:schemas-microsoft-com:vml" xmlns:wp14="http://schemas.microsoft.com/office/word/2010/wordprocessingDrawing" xmlns:wp="http://schemas.openxmlformats.org/drawingml/2006/wordprocessingDrawing" xmlns:w10="urn:schemas-microsoft-com:office:word" xmlns:w="http://schemas.openxmlformats.org/wordprocessingml/2006/main" xmlns:w14="http://schemas.microsoft.com/office/word/2010/wordml" xmlns:w15="http://schemas.microsoft.com/office/word/2012/wordml" xmlns:w16cei="http://schemas.microsoft.com/office/word/2026/wordml/cei" xmlns:w16cex="http://schemas.microsoft.com/office/word/2018/wordml/cex" xmlns:w16cid="http://schemas.microsoft.com/office/word/2016/wordml/cid" xmlns:w16="http://schemas.microsoft.com/office/word/2018/wordml" xmlns:w16du="http://schemas.microsoft.com/office/word/2023/wordml/word16du" xmlns:w16sdtdh="http://schemas.microsoft.com/office/word/2020/wordml/sdtdatahash" xmlns:w16sdtfl="http://schemas.microsoft.com/office/word/2024/wordml/sdtformatlock" xmlns:w16se="http://schemas.microsoft.com/office/word/2015/wordml/symex" xmlns:wpg="http://schemas.microsoft.com/office/word/2010/wordprocessingGroup" xmlns:wpi="http://schemas.microsoft.com/office/word/2010/wordprocessingInk" xmlns:wne="http://schemas.microsoft.com/office/word/2006/wordml" xmlns:wps="http://schemas.microsoft.com/office/word/2010/wordprocessingShape" mc:Ignorable="w14 w15 w16se w16cid w16 w16cex w16sdtdh w16sdtfl w16du wp14">
+<w:numbering xmlns:wpc="http://schemas.microsoft.com/office/word/2010/wordprocessingCanvas" xmlns:cx="http://schemas.microsoft.com/office/drawing/2014/chartex" xmlns:cx1="http://schemas.microsoft.com/office/drawing/2015/9/8/chartex" xmlns:cx2="http://schemas.microsoft.com/office/drawing/2015/10/21/chartex" xmlns:cx3="http://schemas.microsoft.com/office/drawing/2016/5/9/chartex" xmlns:cx4="http://schemas.microsoft.com/office/drawing/2016/5/10/chartex" xmlns:cx5="http://schemas.microsoft.com/office/drawing/2016/5/11/chartex" xmlns:cx6="http://schemas.microsoft.com/office/drawing/2016/5/12/chartex" xmlns:cx7="http://schemas.microsoft.com/office/drawing/2016/5/13/chartex" xmlns:cx8="http://schemas.microsoft.com/office/drawing/2016/5/14/chartex" xmlns:mc="http://schemas.openxmlformats.org/markup-compatibility/2006" xmlns:aink="http://schemas.microsoft.com/office/drawing/2016/ink" xmlns:am3d="http://schemas.microsoft.com/office/drawing/2017/model3d" xmlns:o="urn:schemas-microsoft-com:office:office" xmlns:oel="http://schemas.microsoft.com/office/2019/extlst" xmlns:r="http://schemas.openxmlformats.org/officeDocument/2006/relationships" xmlns:m="http://schemas.openxmlformats.org/officeDocument/2006/math" xmlns:v="urn:schemas-microsoft-com:vml" xmlns:wp14="http://schemas.microsoft.com/office/word/2010/wordprocessingDrawing" xmlns:wp="http://schemas.openxmlformats.org/drawingml/2006/wordprocessingDrawing" xmlns:w10="urn:schemas-microsoft-com:office:word" xmlns:w="http://schemas.openxmlformats.org/wordprocessingml/2006/main" xmlns:w14="http://schemas.microsoft.com/office/word/2010/wordml" xmlns:w15="http://schemas.microsoft.com/office/word/2012/wordml" xmlns:w16cex="http://schemas.microsoft.com/office/word/2018/wordml/cex" xmlns:w16cid="http://schemas.microsoft.com/office/word/2016/wordml/cid" xmlns:w16="http://schemas.microsoft.com/office/word/2018/wordml" xmlns:w16du="http://schemas.microsoft.com/office/word/2023/wordml/word16du" xmlns:w16sdtdh="http://schemas.microsoft.com/office/word/2020/wordml/sdtdatahash" xmlns:w16sdtfl="http://schemas.microsoft.com/office/word/2024/wordml/sdtformatlock" xmlns:w16se="http://schemas.microsoft.com/office/word/2015/wordml/symex" xmlns:wpg="http://schemas.microsoft.com/office/word/2010/wordprocessingGroup" xmlns:wpi="http://schemas.microsoft.com/office/word/2010/wordprocessingInk" xmlns:wne="http://schemas.microsoft.com/office/word/2006/wordml" xmlns:wps="http://schemas.microsoft.com/office/word/2010/wordprocessingShape" mc:Ignorable="w14 w15 w16se w16cid w16 w16cex w16sdtdh w16sdtfl w16du wp14">
   <w:abstractNum w:abstractNumId="0" w15:restartNumberingAfterBreak="0">
     <w:nsid w:val="00BC6B9C"/>
     <w:multiLevelType w:val="multilevel"/>
@@ -7881,6 +6454,7 @@
   <w:style w:type="character" w:default="1" w:styleId="DefaultParagraphFont">
     <w:name w:val="Default Paragraph Font"/>
     <w:uiPriority w:val="1"/>
+    <w:semiHidden/>
     <w:unhideWhenUsed/>
   </w:style>
   <w:style w:type="table" w:default="1" w:styleId="TableNormal">
